--- a/Content/Part 2/Chapter 3.docx
+++ b/Content/Part 2/Chapter 3.docx
@@ -1,192 +1,400 @@
 
 <file path=word/document.xml><?xml version="1.0" encoding="utf-8"?>
-<w:document xmlns:wpc="http://schemas.microsoft.com/office/word/2010/wordprocessingCanvas" xmlns:cx="http://schemas.microsoft.com/office/drawing/2014/chartex" xmlns:cx1="http://schemas.microsoft.com/office/drawing/2015/9/8/chartex" xmlns:cx2="http://schemas.microsoft.com/office/drawing/2015/10/21/chartex" xmlns:cx3="http://schemas.microsoft.com/office/drawing/2016/5/9/chartex" xmlns:cx4="http://schemas.microsoft.com/office/drawing/2016/5/10/chartex" xmlns:cx5="http://schemas.microsoft.com/office/drawing/2016/5/11/chartex" xmlns:cx6="http://schemas.microsoft.com/office/drawing/2016/5/12/chartex" xmlns:cx7="http://schemas.microsoft.com/office/drawing/2016/5/13/chartex" xmlns:cx8="http://schemas.microsoft.com/office/drawing/2016/5/14/chartex" xmlns:mc="http://schemas.openxmlformats.org/markup-compatibility/2006" xmlns:aink="http://schemas.microsoft.com/office/drawing/2016/ink" xmlns:am3d="http://schemas.microsoft.com/office/drawing/2017/model3d" xmlns:o="urn:schemas-microsoft-com:office:office" xmlns:r="http://schemas.openxmlformats.org/officeDocument/2006/relationships" xmlns:m="http://schemas.openxmlformats.org/officeDocument/2006/math" xmlns:v="urn:schemas-microsoft-com:vml" xmlns:wp14="http://schemas.microsoft.com/office/word/2010/wordprocessingDrawing" xmlns:wp="http://schemas.openxmlformats.org/drawingml/2006/wordprocessingDrawing" xmlns:w10="urn:schemas-microsoft-com:office:word" xmlns:w="http://schemas.openxmlformats.org/wordprocessingml/2006/main" xmlns:w14="http://schemas.microsoft.com/office/word/2010/wordml" xmlns:w15="http://schemas.microsoft.com/office/word/2012/wordml" xmlns:w16cex="http://schemas.microsoft.com/office/word/2018/wordml/cex" xmlns:w16cid="http://schemas.microsoft.com/office/word/2016/wordml/cid" xmlns:w16="http://schemas.microsoft.com/office/word/2018/wordml" xmlns:w16sdtdh="http://schemas.microsoft.com/office/word/2020/wordml/sdtdatahash" xmlns:w16se="http://schemas.microsoft.com/office/word/2015/wordml/symex" xmlns:wpg="http://schemas.microsoft.com/office/word/2010/wordprocessingGroup" xmlns:wpi="http://schemas.microsoft.com/office/word/2010/wordprocessingInk" xmlns:wne="http://schemas.microsoft.com/office/word/2006/wordml" xmlns:wps="http://schemas.microsoft.com/office/word/2010/wordprocessingShape" mc:Ignorable="w14 w15 w16se w16cid w16 w16cex w16sdtdh wp14">
+<w:document xmlns:wpc="http://schemas.microsoft.com/office/word/2010/wordprocessingCanvas" xmlns:cx="http://schemas.microsoft.com/office/drawing/2014/chartex" xmlns:cx1="http://schemas.microsoft.com/office/drawing/2015/9/8/chartex" xmlns:cx2="http://schemas.microsoft.com/office/drawing/2015/10/21/chartex" xmlns:cx3="http://schemas.microsoft.com/office/drawing/2016/5/9/chartex" xmlns:cx4="http://schemas.microsoft.com/office/drawing/2016/5/10/chartex" xmlns:cx5="http://schemas.microsoft.com/office/drawing/2016/5/11/chartex" xmlns:cx6="http://schemas.microsoft.com/office/drawing/2016/5/12/chartex" xmlns:cx7="http://schemas.microsoft.com/office/drawing/2016/5/13/chartex" xmlns:cx8="http://schemas.microsoft.com/office/drawing/2016/5/14/chartex" xmlns:mc="http://schemas.openxmlformats.org/markup-compatibility/2006" xmlns:aink="http://schemas.microsoft.com/office/drawing/2016/ink" xmlns:am3d="http://schemas.microsoft.com/office/drawing/2017/model3d" xmlns:o="urn:schemas-microsoft-com:office:office" xmlns:r="http://schemas.openxmlformats.org/officeDocument/2006/relationships" xmlns:m="http://schemas.openxmlformats.org/officeDocument/2006/math" xmlns:v="urn:schemas-microsoft-com:vml" xmlns:wp14="http://schemas.microsoft.com/office/word/2010/wordprocessingDrawing" xmlns:wp="http://schemas.openxmlformats.org/drawingml/2006/wordprocessingDrawing" xmlns:w10="urn:schemas-microsoft-com:office:word" xmlns:w="http://schemas.openxmlformats.org/wordprocessingml/2006/main" xmlns:w14="http://schemas.microsoft.com/office/word/2010/wordml" xmlns:w15="http://schemas.microsoft.com/office/word/2012/wordml" xmlns:w16cid="http://schemas.microsoft.com/office/word/2016/wordml/cid" xmlns:w16se="http://schemas.microsoft.com/office/word/2015/wordml/symex" xmlns:wpg="http://schemas.microsoft.com/office/word/2010/wordprocessingGroup" xmlns:wpi="http://schemas.microsoft.com/office/word/2010/wordprocessingInk" xmlns:wne="http://schemas.microsoft.com/office/word/2006/wordml" xmlns:wps="http://schemas.microsoft.com/office/word/2010/wordprocessingShape" mc:Ignorable="w14 w15 w16se w16cid wp14">
   <w:body>
     <w:p>
       <w:pPr>
-        <w:spacing w:before="100" w:beforeAutospacing="1" w:after="100" w:afterAutospacing="1" w:line="240" w:lineRule="auto"/>
-        <w:outlineLvl w:val="0"/>
+        <w:pStyle w:val="Title"/>
+        <w:rPr>
+          <w:rFonts w:eastAsia="Times New Roman"/>
+        </w:rPr>
+      </w:pPr>
+      <w:r>
+        <w:rPr>
+          <w:rFonts w:eastAsia="Times New Roman"/>
+        </w:rPr>
+        <w:t>Part II — Models and Inference</w:t>
+      </w:r>
+    </w:p>
+    <w:p>
+      <w:pPr>
+        <w:pStyle w:val="Heading1"/>
+      </w:pPr>
+      <w:r>
+        <w:t xml:space="preserve">Chapter </w:t>
+      </w:r>
+      <w:r>
+        <w:t>3. Commercial Models, APIs, and Managed AI Platforms</w:t>
+      </w:r>
+    </w:p>
+    <w:p>
+      <w:pPr>
+        <w:pStyle w:val="Heading1"/>
+      </w:pPr>
+      <w:r>
+        <w:t>3.1 Introduction</w:t>
+      </w:r>
+    </w:p>
+    <w:p>
+      <w:pPr>
+        <w:spacing w:before="100" w:beforeAutospacing="1" w:after="100" w:afterAutospacing="1" w:line="240" w:lineRule="auto"/>
+        <w:rPr>
+          <w:rFonts w:ascii="Times New Roman" w:eastAsia="Times New Roman" w:hAnsi="Times New Roman" w:cs="Times New Roman"/>
+          <w:sz w:val="28"/>
+          <w:szCs w:val="24"/>
+        </w:rPr>
+      </w:pPr>
+      <w:r>
+        <w:rPr>
+          <w:rFonts w:ascii="Times New Roman" w:eastAsia="Times New Roman" w:hAnsi="Times New Roman" w:cs="Times New Roman"/>
+          <w:sz w:val="28"/>
+          <w:szCs w:val="24"/>
+        </w:rPr>
+        <w:t>The previous chapter examined AI platforms from the perspective of overall architecture. It int</w:t>
+      </w:r>
+      <w:bookmarkStart w:id="0" w:name="_GoBack"/>
+      <w:bookmarkEnd w:id="0"/>
+      <w:r>
+        <w:rPr>
+          <w:rFonts w:ascii="Times New Roman" w:eastAsia="Times New Roman" w:hAnsi="Times New Roman" w:cs="Times New Roman"/>
+          <w:sz w:val="28"/>
+          <w:szCs w:val="24"/>
+        </w:rPr>
+        <w:t>roduced the major deployment models, reference architectures, and engineering trade-offs that influence platform design. One of the most important architectural decisions identified in Chapter 2 was whether organizations should consume foundation models as managed services or operate them within their own infrastructure.</w:t>
+      </w:r>
+    </w:p>
+    <w:p>
+      <w:pPr>
+        <w:spacing w:before="100" w:beforeAutospacing="1" w:after="100" w:afterAutospacing="1" w:line="240" w:lineRule="auto"/>
+        <w:rPr>
+          <w:rFonts w:ascii="Times New Roman" w:eastAsia="Times New Roman" w:hAnsi="Times New Roman" w:cs="Times New Roman"/>
+          <w:sz w:val="28"/>
+          <w:szCs w:val="24"/>
+        </w:rPr>
+      </w:pPr>
+      <w:r>
+        <w:rPr>
+          <w:rFonts w:ascii="Times New Roman" w:eastAsia="Times New Roman" w:hAnsi="Times New Roman" w:cs="Times New Roman"/>
+          <w:sz w:val="28"/>
+          <w:szCs w:val="24"/>
+        </w:rPr>
+        <w:t xml:space="preserve">This chapter explores the first of those approaches: </w:t>
+      </w:r>
+      <w:r>
         <w:rPr>
           <w:rFonts w:ascii="Times New Roman" w:eastAsia="Times New Roman" w:hAnsi="Times New Roman" w:cs="Times New Roman"/>
           <w:b/>
           <w:bCs/>
-          <w:kern w:val="36"/>
-          <w:sz w:val="52"/>
-          <w:szCs w:val="48"/>
-        </w:rPr>
-      </w:pPr>
+          <w:sz w:val="28"/>
+          <w:szCs w:val="24"/>
+        </w:rPr>
+        <w:t>commercial AI services</w:t>
+      </w:r>
+      <w:r>
+        <w:rPr>
+          <w:rFonts w:ascii="Times New Roman" w:eastAsia="Times New Roman" w:hAnsi="Times New Roman" w:cs="Times New Roman"/>
+          <w:sz w:val="28"/>
+          <w:szCs w:val="24"/>
+        </w:rPr>
+        <w:t>.</w:t>
+      </w:r>
+    </w:p>
+    <w:p>
+      <w:pPr>
+        <w:spacing w:before="100" w:beforeAutospacing="1" w:after="100" w:afterAutospacing="1" w:line="240" w:lineRule="auto"/>
+        <w:rPr>
+          <w:rFonts w:ascii="Times New Roman" w:eastAsia="Times New Roman" w:hAnsi="Times New Roman" w:cs="Times New Roman"/>
+          <w:sz w:val="28"/>
+          <w:szCs w:val="24"/>
+        </w:rPr>
+      </w:pPr>
+      <w:r>
+        <w:rPr>
+          <w:rFonts w:ascii="Times New Roman" w:eastAsia="Times New Roman" w:hAnsi="Times New Roman" w:cs="Times New Roman"/>
+          <w:sz w:val="28"/>
+          <w:szCs w:val="24"/>
+        </w:rPr>
+        <w:t>Rather than discussing how foundation models are trained or how inference engines execute them internally, the focus is on how organizations consume AI capabilities as production services. Modern enterprises increasingly access frontier models through managed APIs, cloud AI platforms, and model marketplaces that abstract away the underlying infrastructure. From the perspective of an application developer or platform engineer, these services expose AI capabilities through stable interfaces while hiding the complexity of accelerator management, distributed inference, model deployment, scaling, and hardware lifecycle management.</w:t>
+      </w:r>
+    </w:p>
+    <w:p>
+      <w:pPr>
+        <w:spacing w:before="100" w:beforeAutospacing="1" w:after="100" w:afterAutospacing="1" w:line="240" w:lineRule="auto"/>
+        <w:rPr>
+          <w:rFonts w:ascii="Times New Roman" w:eastAsia="Times New Roman" w:hAnsi="Times New Roman" w:cs="Times New Roman"/>
+          <w:sz w:val="28"/>
+          <w:szCs w:val="24"/>
+        </w:rPr>
+      </w:pPr>
+      <w:r>
+        <w:rPr>
+          <w:rFonts w:ascii="Times New Roman" w:eastAsia="Times New Roman" w:hAnsi="Times New Roman" w:cs="Times New Roman"/>
+          <w:sz w:val="28"/>
+          <w:szCs w:val="24"/>
+        </w:rPr>
+        <w:t>This abstraction has fundamentally changed how AI systems are adopted. During the early years of deep learning, organizations wishing to use advanced models typically downloaded research checkpoints, provisioned specialized hardware, implemented serving infrastructure, and accepted responsibility for every aspect of deployment and operations. Such an approach demanded expertise spanning machine learning, distributed systems, GPU optimization, and infrastructure engineering.</w:t>
+      </w:r>
+    </w:p>
+    <w:p>
+      <w:pPr>
+        <w:spacing w:before="100" w:beforeAutospacing="1" w:after="100" w:afterAutospacing="1" w:line="240" w:lineRule="auto"/>
+        <w:rPr>
+          <w:rFonts w:ascii="Times New Roman" w:eastAsia="Times New Roman" w:hAnsi="Times New Roman" w:cs="Times New Roman"/>
+          <w:sz w:val="28"/>
+          <w:szCs w:val="24"/>
+        </w:rPr>
+      </w:pPr>
+      <w:r>
+        <w:rPr>
+          <w:rFonts w:ascii="Times New Roman" w:eastAsia="Times New Roman" w:hAnsi="Times New Roman" w:cs="Times New Roman"/>
+          <w:sz w:val="28"/>
+          <w:szCs w:val="24"/>
+        </w:rPr>
+        <w:t>Commercial AI services altered this model.</w:t>
+      </w:r>
+    </w:p>
+    <w:p>
+      <w:pPr>
+        <w:spacing w:before="100" w:beforeAutospacing="1" w:after="100" w:afterAutospacing="1" w:line="240" w:lineRule="auto"/>
+        <w:rPr>
+          <w:rFonts w:ascii="Times New Roman" w:eastAsia="Times New Roman" w:hAnsi="Times New Roman" w:cs="Times New Roman"/>
+          <w:sz w:val="28"/>
+          <w:szCs w:val="24"/>
+        </w:rPr>
+      </w:pPr>
+      <w:r>
+        <w:rPr>
+          <w:rFonts w:ascii="Times New Roman" w:eastAsia="Times New Roman" w:hAnsi="Times New Roman" w:cs="Times New Roman"/>
+          <w:sz w:val="28"/>
+          <w:szCs w:val="24"/>
+        </w:rPr>
+        <w:t xml:space="preserve">Instead of operating models directly, organizations increasingly consume intelligence as a managed platform capability. The provider assumes responsibility for infrastructure provisioning, model deployment, capacity management, hardware upgrades, fault tolerance, and many operational aspects of inference. Customers interact with documented APIs, enterprise authentication mechanisms, service quotas, and billing interfaces rather than with GPU clusters or inference servers. </w:t>
+      </w:r>
+      <w:proofErr w:type="spellStart"/>
+      <w:r>
+        <w:rPr>
+          <w:rFonts w:ascii="Times New Roman" w:eastAsia="Times New Roman" w:hAnsi="Times New Roman" w:cs="Times New Roman"/>
+          <w:sz w:val="28"/>
+          <w:szCs w:val="24"/>
+        </w:rPr>
+        <w:t>OpenAI's</w:t>
+      </w:r>
+      <w:proofErr w:type="spellEnd"/>
+      <w:r>
+        <w:rPr>
+          <w:rFonts w:ascii="Times New Roman" w:eastAsia="Times New Roman" w:hAnsi="Times New Roman" w:cs="Times New Roman"/>
+          <w:sz w:val="28"/>
+          <w:szCs w:val="24"/>
+        </w:rPr>
+        <w:t xml:space="preserve"> platform, </w:t>
+      </w:r>
+      <w:proofErr w:type="spellStart"/>
+      <w:r>
+        <w:rPr>
+          <w:rFonts w:ascii="Times New Roman" w:eastAsia="Times New Roman" w:hAnsi="Times New Roman" w:cs="Times New Roman"/>
+          <w:sz w:val="28"/>
+          <w:szCs w:val="24"/>
+        </w:rPr>
+        <w:t>Anthropic's</w:t>
+      </w:r>
+      <w:proofErr w:type="spellEnd"/>
+      <w:r>
+        <w:rPr>
+          <w:rFonts w:ascii="Times New Roman" w:eastAsia="Times New Roman" w:hAnsi="Times New Roman" w:cs="Times New Roman"/>
+          <w:sz w:val="28"/>
+          <w:szCs w:val="24"/>
+        </w:rPr>
+        <w:t xml:space="preserve"> API, Google Vertex AI, Azure AI </w:t>
+      </w:r>
+      <w:r>
+        <w:rPr>
+          <w:rFonts w:ascii="Times New Roman" w:eastAsia="Times New Roman" w:hAnsi="Times New Roman" w:cs="Times New Roman"/>
+          <w:sz w:val="28"/>
+          <w:szCs w:val="24"/>
+        </w:rPr>
+        <w:lastRenderedPageBreak/>
+        <w:t xml:space="preserve">Foundry, and Amazon Bedrock all follow this general architectural principle despite differing in implementation details and service portfolios. </w:t>
+      </w:r>
+    </w:p>
+    <w:p>
+      <w:pPr>
+        <w:spacing w:before="100" w:beforeAutospacing="1" w:after="100" w:afterAutospacing="1" w:line="240" w:lineRule="auto"/>
+        <w:rPr>
+          <w:rFonts w:ascii="Times New Roman" w:eastAsia="Times New Roman" w:hAnsi="Times New Roman" w:cs="Times New Roman"/>
+          <w:sz w:val="28"/>
+          <w:szCs w:val="24"/>
+        </w:rPr>
+      </w:pPr>
+      <w:r>
+        <w:rPr>
+          <w:rFonts w:ascii="Times New Roman" w:eastAsia="Times New Roman" w:hAnsi="Times New Roman" w:cs="Times New Roman"/>
+          <w:sz w:val="28"/>
+          <w:szCs w:val="24"/>
+        </w:rPr>
+        <w:t xml:space="preserve">This transition closely resembles earlier developments in cloud computing. Organizations once managed physical web servers, database clusters, and networking equipment directly. Over time, infrastructure evolved toward managed services, allowing engineering teams to focus increasingly on application logic while cloud providers assumed operational responsibility for commodity infrastructure. Commercial AI platforms </w:t>
+      </w:r>
+      <w:proofErr w:type="gramStart"/>
+      <w:r>
+        <w:rPr>
+          <w:rFonts w:ascii="Times New Roman" w:eastAsia="Times New Roman" w:hAnsi="Times New Roman" w:cs="Times New Roman"/>
+          <w:sz w:val="28"/>
+          <w:szCs w:val="24"/>
+        </w:rPr>
+        <w:t>represent</w:t>
+      </w:r>
+      <w:proofErr w:type="gramEnd"/>
+      <w:r>
+        <w:rPr>
+          <w:rFonts w:ascii="Times New Roman" w:eastAsia="Times New Roman" w:hAnsi="Times New Roman" w:cs="Times New Roman"/>
+          <w:sz w:val="28"/>
+          <w:szCs w:val="24"/>
+        </w:rPr>
+        <w:t xml:space="preserve"> a similar shift. Rather than purchasing access to a single model, customers consume an operational service that integrates models, APIs, security controls, scaling mechanisms, lifecycle management, and enterprise governance.</w:t>
+      </w:r>
+    </w:p>
+    <w:p>
+      <w:pPr>
+        <w:spacing w:before="100" w:beforeAutospacing="1" w:after="100" w:afterAutospacing="1" w:line="240" w:lineRule="auto"/>
+        <w:rPr>
+          <w:rFonts w:ascii="Times New Roman" w:eastAsia="Times New Roman" w:hAnsi="Times New Roman" w:cs="Times New Roman"/>
+          <w:sz w:val="28"/>
+          <w:szCs w:val="24"/>
+        </w:rPr>
+      </w:pPr>
+      <w:r>
+        <w:rPr>
+          <w:rFonts w:ascii="Times New Roman" w:eastAsia="Times New Roman" w:hAnsi="Times New Roman" w:cs="Times New Roman"/>
+          <w:sz w:val="28"/>
+          <w:szCs w:val="24"/>
+        </w:rPr>
+        <w:t xml:space="preserve">It is important to distinguish between </w:t>
+      </w:r>
       <w:r>
         <w:rPr>
           <w:rFonts w:ascii="Times New Roman" w:eastAsia="Times New Roman" w:hAnsi="Times New Roman" w:cs="Times New Roman"/>
           <w:b/>
           <w:bCs/>
-          <w:kern w:val="36"/>
-          <w:sz w:val="52"/>
-          <w:szCs w:val="48"/>
-        </w:rPr>
-        <w:t>Part II — Models and Inference</w:t>
-      </w:r>
-    </w:p>
-    <w:p>
-      <w:pPr>
-        <w:spacing w:before="100" w:beforeAutospacing="1" w:after="100" w:afterAutospacing="1" w:line="240" w:lineRule="auto"/>
-        <w:outlineLvl w:val="0"/>
+          <w:sz w:val="28"/>
+          <w:szCs w:val="24"/>
+        </w:rPr>
+        <w:t>commercial AI services</w:t>
+      </w:r>
+      <w:r>
+        <w:rPr>
+          <w:rFonts w:ascii="Times New Roman" w:eastAsia="Times New Roman" w:hAnsi="Times New Roman" w:cs="Times New Roman"/>
+          <w:sz w:val="28"/>
+          <w:szCs w:val="24"/>
+        </w:rPr>
+        <w:t xml:space="preserve"> and </w:t>
+      </w:r>
+      <w:r>
         <w:rPr>
           <w:rFonts w:ascii="Times New Roman" w:eastAsia="Times New Roman" w:hAnsi="Times New Roman" w:cs="Times New Roman"/>
           <w:b/>
           <w:bCs/>
-          <w:kern w:val="36"/>
-          <w:sz w:val="52"/>
-          <w:szCs w:val="48"/>
-        </w:rPr>
-      </w:pPr>
-      <w:r>
-        <w:rPr>
-          <w:rFonts w:ascii="Times New Roman" w:eastAsia="Times New Roman" w:hAnsi="Times New Roman" w:cs="Times New Roman"/>
-          <w:b/>
-          <w:bCs/>
-          <w:kern w:val="36"/>
-          <w:sz w:val="52"/>
-          <w:szCs w:val="48"/>
-        </w:rPr>
-        <w:t>3.1 Introduction</w:t>
-      </w:r>
-    </w:p>
-    <w:p>
-      <w:pPr>
-        <w:spacing w:before="100" w:beforeAutospacing="1" w:after="100" w:afterAutospacing="1" w:line="240" w:lineRule="auto"/>
-        <w:rPr>
-          <w:rFonts w:ascii="Times New Roman" w:eastAsia="Times New Roman" w:hAnsi="Times New Roman" w:cs="Times New Roman"/>
-          <w:sz w:val="28"/>
-          <w:szCs w:val="24"/>
-        </w:rPr>
-      </w:pPr>
-      <w:r>
-        <w:rPr>
-          <w:rFonts w:ascii="Times New Roman" w:eastAsia="Times New Roman" w:hAnsi="Times New Roman" w:cs="Times New Roman"/>
-          <w:sz w:val="28"/>
-          <w:szCs w:val="24"/>
-        </w:rPr>
-        <w:t>The previous chapter examined AI platforms from the perspective of overall architecture. It introduced the major deployment models, reference architectures, and engineering trade-offs that influence platform design. One of the most important architectural decisions identified in Chapter 2 was whether organizations should consume foundation models as managed services or operate them within their own infrastructure.</w:t>
-      </w:r>
-    </w:p>
-    <w:p>
-      <w:pPr>
-        <w:spacing w:before="100" w:beforeAutospacing="1" w:after="100" w:afterAutospacing="1" w:line="240" w:lineRule="auto"/>
-        <w:rPr>
-          <w:rFonts w:ascii="Times New Roman" w:eastAsia="Times New Roman" w:hAnsi="Times New Roman" w:cs="Times New Roman"/>
-          <w:sz w:val="28"/>
-          <w:szCs w:val="24"/>
-        </w:rPr>
-      </w:pPr>
-      <w:r>
-        <w:rPr>
-          <w:rFonts w:ascii="Times New Roman" w:eastAsia="Times New Roman" w:hAnsi="Times New Roman" w:cs="Times New Roman"/>
-          <w:sz w:val="28"/>
-          <w:szCs w:val="24"/>
-        </w:rPr>
-        <w:t xml:space="preserve">This chapter explores the first of those approaches: </w:t>
-      </w:r>
-      <w:r>
-        <w:rPr>
-          <w:rFonts w:ascii="Times New Roman" w:eastAsia="Times New Roman" w:hAnsi="Times New Roman" w:cs="Times New Roman"/>
-          <w:b/>
-          <w:bCs/>
-          <w:sz w:val="28"/>
-          <w:szCs w:val="24"/>
-        </w:rPr>
-        <w:t>commercial AI services</w:t>
-      </w:r>
-      <w:r>
-        <w:rPr>
-          <w:rFonts w:ascii="Times New Roman" w:eastAsia="Times New Roman" w:hAnsi="Times New Roman" w:cs="Times New Roman"/>
-          <w:sz w:val="28"/>
-          <w:szCs w:val="24"/>
-        </w:rPr>
-        <w:t>.</w:t>
-      </w:r>
-    </w:p>
-    <w:p>
-      <w:pPr>
-        <w:spacing w:before="100" w:beforeAutospacing="1" w:after="100" w:afterAutospacing="1" w:line="240" w:lineRule="auto"/>
-        <w:rPr>
-          <w:rFonts w:ascii="Times New Roman" w:eastAsia="Times New Roman" w:hAnsi="Times New Roman" w:cs="Times New Roman"/>
-          <w:sz w:val="28"/>
-          <w:szCs w:val="24"/>
-        </w:rPr>
-      </w:pPr>
-      <w:r>
-        <w:rPr>
-          <w:rFonts w:ascii="Times New Roman" w:eastAsia="Times New Roman" w:hAnsi="Times New Roman" w:cs="Times New Roman"/>
-          <w:sz w:val="28"/>
-          <w:szCs w:val="24"/>
-        </w:rPr>
-        <w:t>Rather than discussing how foundation models are trained or how inference engines execute them internally, the focus is on how organizations consume AI capabilities as production services. Modern enterprises increasingly access frontier models through managed APIs, cloud AI platforms, and model marketplaces that abstract away the underlying infrastructure. From the perspective of an application developer or platform engineer, these services expose AI capabilities through stable interfaces while hiding the complexity of accelerator management, distributed inference, model deployment, scaling, and hardware lifecycle management.</w:t>
-      </w:r>
-    </w:p>
-    <w:p>
-      <w:pPr>
-        <w:spacing w:before="100" w:beforeAutospacing="1" w:after="100" w:afterAutospacing="1" w:line="240" w:lineRule="auto"/>
-        <w:rPr>
-          <w:rFonts w:ascii="Times New Roman" w:eastAsia="Times New Roman" w:hAnsi="Times New Roman" w:cs="Times New Roman"/>
-          <w:sz w:val="28"/>
-          <w:szCs w:val="24"/>
-        </w:rPr>
-      </w:pPr>
-      <w:r>
-        <w:rPr>
-          <w:rFonts w:ascii="Times New Roman" w:eastAsia="Times New Roman" w:hAnsi="Times New Roman" w:cs="Times New Roman"/>
-          <w:sz w:val="28"/>
-          <w:szCs w:val="24"/>
-        </w:rPr>
-        <w:t>This abstraction has fundamentally changed how AI systems are adopted. During the early years of deep learning, organizations wishing to use advanced models typically downloaded research checkpoints, provisioned specialized hardware, implemented serving infrastructure, and accepted responsibility for every aspect of deployment and operations. Such an approach demanded expertise spanning machine learning, distributed systems, GPU optimization, and infrastructure engineering.</w:t>
-      </w:r>
-    </w:p>
-    <w:p>
-      <w:pPr>
-        <w:spacing w:before="100" w:beforeAutospacing="1" w:after="100" w:afterAutospacing="1" w:line="240" w:lineRule="auto"/>
-        <w:rPr>
-          <w:rFonts w:ascii="Times New Roman" w:eastAsia="Times New Roman" w:hAnsi="Times New Roman" w:cs="Times New Roman"/>
-          <w:sz w:val="28"/>
-          <w:szCs w:val="24"/>
-        </w:rPr>
-      </w:pPr>
-      <w:r>
-        <w:rPr>
-          <w:rFonts w:ascii="Times New Roman" w:eastAsia="Times New Roman" w:hAnsi="Times New Roman" w:cs="Times New Roman"/>
-          <w:sz w:val="28"/>
-          <w:szCs w:val="24"/>
-        </w:rPr>
-        <w:t>Commercial AI services altered this model.</w:t>
-      </w:r>
-    </w:p>
-    <w:p>
-      <w:pPr>
-        <w:spacing w:before="100" w:beforeAutospacing="1" w:after="100" w:afterAutospacing="1" w:line="240" w:lineRule="auto"/>
-        <w:rPr>
-          <w:rFonts w:ascii="Times New Roman" w:eastAsia="Times New Roman" w:hAnsi="Times New Roman" w:cs="Times New Roman"/>
-          <w:sz w:val="28"/>
-          <w:szCs w:val="24"/>
-        </w:rPr>
-      </w:pPr>
-      <w:r>
-        <w:rPr>
-          <w:rFonts w:ascii="Times New Roman" w:eastAsia="Times New Roman" w:hAnsi="Times New Roman" w:cs="Times New Roman"/>
-          <w:sz w:val="28"/>
-          <w:szCs w:val="24"/>
-        </w:rPr>
-        <w:t xml:space="preserve">Instead of operating models directly, organizations increasingly consume intelligence as a managed platform capability. The provider assumes responsibility for infrastructure provisioning, model deployment, capacity management, hardware upgrades, fault tolerance, and many operational aspects of inference. Customers interact with documented APIs, enterprise authentication mechanisms, service quotas, and billing interfaces rather than with GPU clusters or inference servers. OpenAI's platform, Anthropic's API, Google Vertex AI, Azure AI Foundry, and Amazon Bedrock all follow this general architectural principle despite differing in implementation details and service portfolios. </w:t>
-      </w:r>
-    </w:p>
-    <w:p>
-      <w:pPr>
-        <w:spacing w:before="100" w:beforeAutospacing="1" w:after="100" w:afterAutospacing="1" w:line="240" w:lineRule="auto"/>
-        <w:rPr>
-          <w:rFonts w:ascii="Times New Roman" w:eastAsia="Times New Roman" w:hAnsi="Times New Roman" w:cs="Times New Roman"/>
-          <w:sz w:val="28"/>
-          <w:szCs w:val="24"/>
-        </w:rPr>
-      </w:pPr>
+          <w:sz w:val="28"/>
+          <w:szCs w:val="24"/>
+        </w:rPr>
+        <w:t>foundation models</w:t>
+      </w:r>
+      <w:r>
+        <w:rPr>
+          <w:rFonts w:ascii="Times New Roman" w:eastAsia="Times New Roman" w:hAnsi="Times New Roman" w:cs="Times New Roman"/>
+          <w:sz w:val="28"/>
+          <w:szCs w:val="24"/>
+        </w:rPr>
+        <w:t xml:space="preserve"> themselves.</w:t>
+      </w:r>
+    </w:p>
+    <w:p>
+      <w:pPr>
+        <w:spacing w:before="100" w:beforeAutospacing="1" w:after="100" w:afterAutospacing="1" w:line="240" w:lineRule="auto"/>
+        <w:rPr>
+          <w:rFonts w:ascii="Times New Roman" w:eastAsia="Times New Roman" w:hAnsi="Times New Roman" w:cs="Times New Roman"/>
+          <w:sz w:val="28"/>
+          <w:szCs w:val="24"/>
+        </w:rPr>
+      </w:pPr>
+      <w:r>
+        <w:rPr>
+          <w:rFonts w:ascii="Times New Roman" w:eastAsia="Times New Roman" w:hAnsi="Times New Roman" w:cs="Times New Roman"/>
+          <w:sz w:val="28"/>
+          <w:szCs w:val="24"/>
+        </w:rPr>
+        <w:t>A foundation model is a machine learning artifact: a set of trained parameters capable of performing inference. A commercial AI service is the operational system that makes those parameters usable within production software. The service encompasses considerably more than the model. Authentication, authorization, request validation, streaming protocols, usage accounting, model versioning, regional deployment, rate limiting, availability engineering, operational support, and enterprise compliance collectively transform a trained model into a production platform.</w:t>
+      </w:r>
+    </w:p>
+    <w:p>
+      <w:pPr>
+        <w:spacing w:before="100" w:beforeAutospacing="1" w:after="100" w:afterAutospacing="1" w:line="240" w:lineRule="auto"/>
+        <w:rPr>
+          <w:rFonts w:ascii="Times New Roman" w:eastAsia="Times New Roman" w:hAnsi="Times New Roman" w:cs="Times New Roman"/>
+          <w:sz w:val="28"/>
+          <w:szCs w:val="24"/>
+        </w:rPr>
+      </w:pPr>
+      <w:r>
+        <w:rPr>
+          <w:rFonts w:ascii="Times New Roman" w:eastAsia="Times New Roman" w:hAnsi="Times New Roman" w:cs="Times New Roman"/>
+          <w:sz w:val="28"/>
+          <w:szCs w:val="24"/>
+        </w:rPr>
+        <w:t>Consequently, organizations selecting commercial AI services evaluate much more than benchmark performance. Operational reliability, API stability, regional availability, security capabilities, governance integration, version management, and ecosystem maturity frequently influence long-term architectural decisions as much as raw model capability.</w:t>
+      </w:r>
+    </w:p>
+    <w:p>
+      <w:pPr>
+        <w:spacing w:before="100" w:beforeAutospacing="1" w:after="100" w:afterAutospacing="1" w:line="240" w:lineRule="auto"/>
+        <w:rPr>
+          <w:rFonts w:ascii="Times New Roman" w:eastAsia="Times New Roman" w:hAnsi="Times New Roman" w:cs="Times New Roman"/>
+          <w:sz w:val="28"/>
+          <w:szCs w:val="24"/>
+        </w:rPr>
+      </w:pPr>
+      <w:r>
+        <w:rPr>
+          <w:rFonts w:ascii="Times New Roman" w:eastAsia="Times New Roman" w:hAnsi="Times New Roman" w:cs="Times New Roman"/>
+          <w:sz w:val="28"/>
+          <w:szCs w:val="24"/>
+        </w:rPr>
+        <w:t xml:space="preserve">Another important development since approximately 2024 has been the convergence of commercial AI platforms. Early services typically exposed proprietary APIs tightly coupled to individual providers. More recent platforms increasingly support compatible interfaces, standardized tool-calling patterns, structured outputs, and multiple model families through unified APIs. Amazon Bedrock, for example, now supports </w:t>
+      </w:r>
+      <w:proofErr w:type="spellStart"/>
+      <w:r>
+        <w:rPr>
+          <w:rFonts w:ascii="Times New Roman" w:eastAsia="Times New Roman" w:hAnsi="Times New Roman" w:cs="Times New Roman"/>
+          <w:sz w:val="28"/>
+          <w:szCs w:val="24"/>
+        </w:rPr>
+        <w:t>OpenAI</w:t>
+      </w:r>
+      <w:proofErr w:type="spellEnd"/>
+      <w:r>
+        <w:rPr>
+          <w:rFonts w:ascii="Times New Roman" w:eastAsia="Times New Roman" w:hAnsi="Times New Roman" w:cs="Times New Roman"/>
+          <w:sz w:val="28"/>
+          <w:szCs w:val="24"/>
+        </w:rPr>
+        <w:t xml:space="preserve">-compatible Responses APIs alongside Anthropic-compatible Messages APIs for supported models, illustrating an industry trend toward interoperability rather than completely isolated ecosystems. </w:t>
+      </w:r>
+    </w:p>
+    <w:p>
+      <w:pPr>
+        <w:spacing w:before="100" w:beforeAutospacing="1" w:after="100" w:afterAutospacing="1" w:line="240" w:lineRule="auto"/>
+        <w:rPr>
+          <w:rFonts w:ascii="Times New Roman" w:eastAsia="Times New Roman" w:hAnsi="Times New Roman" w:cs="Times New Roman"/>
+          <w:sz w:val="28"/>
+          <w:szCs w:val="24"/>
+        </w:rPr>
+      </w:pPr>
+      <w:r>
+        <w:rPr>
+          <w:rFonts w:ascii="Times New Roman" w:eastAsia="Times New Roman" w:hAnsi="Times New Roman" w:cs="Times New Roman"/>
+          <w:sz w:val="28"/>
+          <w:szCs w:val="24"/>
+        </w:rPr>
+        <w:t xml:space="preserve">This convergence reflects broader enterprise requirements. Organizations increasingly seek portability across providers, gradual migration paths, unified governance, and reduced vendor lock-in. As a result, commercial AI platforms are evolving beyond simple model endpoints into broader application platforms </w:t>
+      </w:r>
       <w:r>
         <w:rPr>
           <w:rFonts w:ascii="Times New Roman" w:eastAsia="Times New Roman" w:hAnsi="Times New Roman" w:cs="Times New Roman"/>
@@ -194,151 +402,24 @@
           <w:szCs w:val="24"/>
         </w:rPr>
         <w:lastRenderedPageBreak/>
-        <w:t>This transition closely resembles earlier developments in cloud computing. Organizations once managed physical web servers, database clusters, and networking equipment directly. Over time, infrastructure evolved toward managed services, allowing engineering teams to focus increasingly on application logic while cloud providers assumed operational responsibility for commodity infrastructure. Commercial AI platforms represent a similar shift. Rather than purchasing access to a single model, customers consume an operational service that integrates models, APIs, security controls, scaling mechanisms, lifecycle management, and enterprise governance.</w:t>
-      </w:r>
-    </w:p>
-    <w:p>
-      <w:pPr>
-        <w:spacing w:before="100" w:beforeAutospacing="1" w:after="100" w:afterAutospacing="1" w:line="240" w:lineRule="auto"/>
-        <w:rPr>
-          <w:rFonts w:ascii="Times New Roman" w:eastAsia="Times New Roman" w:hAnsi="Times New Roman" w:cs="Times New Roman"/>
-          <w:sz w:val="28"/>
-          <w:szCs w:val="24"/>
-        </w:rPr>
-      </w:pPr>
-      <w:r>
-        <w:rPr>
-          <w:rFonts w:ascii="Times New Roman" w:eastAsia="Times New Roman" w:hAnsi="Times New Roman" w:cs="Times New Roman"/>
-          <w:sz w:val="28"/>
-          <w:szCs w:val="24"/>
-        </w:rPr>
-        <w:t xml:space="preserve">It is important to distinguish between </w:t>
-      </w:r>
-      <w:r>
-        <w:rPr>
-          <w:rFonts w:ascii="Times New Roman" w:eastAsia="Times New Roman" w:hAnsi="Times New Roman" w:cs="Times New Roman"/>
-          <w:b/>
-          <w:bCs/>
-          <w:sz w:val="28"/>
-          <w:szCs w:val="24"/>
-        </w:rPr>
-        <w:t>commercial AI services</w:t>
-      </w:r>
-      <w:r>
-        <w:rPr>
-          <w:rFonts w:ascii="Times New Roman" w:eastAsia="Times New Roman" w:hAnsi="Times New Roman" w:cs="Times New Roman"/>
-          <w:sz w:val="28"/>
-          <w:szCs w:val="24"/>
-        </w:rPr>
-        <w:t xml:space="preserve"> and </w:t>
-      </w:r>
-      <w:r>
-        <w:rPr>
-          <w:rFonts w:ascii="Times New Roman" w:eastAsia="Times New Roman" w:hAnsi="Times New Roman" w:cs="Times New Roman"/>
-          <w:b/>
-          <w:bCs/>
-          <w:sz w:val="28"/>
-          <w:szCs w:val="24"/>
-        </w:rPr>
-        <w:t>foundation models</w:t>
-      </w:r>
-      <w:r>
-        <w:rPr>
-          <w:rFonts w:ascii="Times New Roman" w:eastAsia="Times New Roman" w:hAnsi="Times New Roman" w:cs="Times New Roman"/>
-          <w:sz w:val="28"/>
-          <w:szCs w:val="24"/>
-        </w:rPr>
-        <w:t xml:space="preserve"> themselves.</w:t>
-      </w:r>
-    </w:p>
-    <w:p>
-      <w:pPr>
-        <w:spacing w:before="100" w:beforeAutospacing="1" w:after="100" w:afterAutospacing="1" w:line="240" w:lineRule="auto"/>
-        <w:rPr>
-          <w:rFonts w:ascii="Times New Roman" w:eastAsia="Times New Roman" w:hAnsi="Times New Roman" w:cs="Times New Roman"/>
-          <w:sz w:val="28"/>
-          <w:szCs w:val="24"/>
-        </w:rPr>
-      </w:pPr>
-      <w:r>
-        <w:rPr>
-          <w:rFonts w:ascii="Times New Roman" w:eastAsia="Times New Roman" w:hAnsi="Times New Roman" w:cs="Times New Roman"/>
-          <w:sz w:val="28"/>
-          <w:szCs w:val="24"/>
-        </w:rPr>
-        <w:t>A foundation model is a machine learning artifact: a set of trained parameters capable of performing inference. A commercial AI service is the operational system that makes those parameters usable within production software. The service encompasses considerably more than the model. Authentication, authorization, request validation, streaming protocols, usage accounting, model versioning, regional deployment, rate limiting, availability engineering, operational support, and enterprise compliance collectively transform a trained model into a production platform.</w:t>
-      </w:r>
-    </w:p>
-    <w:p>
-      <w:pPr>
-        <w:spacing w:before="100" w:beforeAutospacing="1" w:after="100" w:afterAutospacing="1" w:line="240" w:lineRule="auto"/>
-        <w:rPr>
-          <w:rFonts w:ascii="Times New Roman" w:eastAsia="Times New Roman" w:hAnsi="Times New Roman" w:cs="Times New Roman"/>
-          <w:sz w:val="28"/>
-          <w:szCs w:val="24"/>
-        </w:rPr>
-      </w:pPr>
-      <w:r>
-        <w:rPr>
-          <w:rFonts w:ascii="Times New Roman" w:eastAsia="Times New Roman" w:hAnsi="Times New Roman" w:cs="Times New Roman"/>
-          <w:sz w:val="28"/>
-          <w:szCs w:val="24"/>
-        </w:rPr>
-        <w:t>Consequently, organizations selecting commercial AI services evaluate much more than benchmark performance. Operational reliability, API stability, regional availability, security capabilities, governance integration, version management, and ecosystem maturity frequently influence long-term architectural decisions as much as raw model capability.</w:t>
-      </w:r>
-    </w:p>
-    <w:p>
-      <w:pPr>
-        <w:spacing w:before="100" w:beforeAutospacing="1" w:after="100" w:afterAutospacing="1" w:line="240" w:lineRule="auto"/>
-        <w:rPr>
-          <w:rFonts w:ascii="Times New Roman" w:eastAsia="Times New Roman" w:hAnsi="Times New Roman" w:cs="Times New Roman"/>
-          <w:sz w:val="28"/>
-          <w:szCs w:val="24"/>
-        </w:rPr>
-      </w:pPr>
-      <w:r>
-        <w:rPr>
-          <w:rFonts w:ascii="Times New Roman" w:eastAsia="Times New Roman" w:hAnsi="Times New Roman" w:cs="Times New Roman"/>
-          <w:sz w:val="28"/>
-          <w:szCs w:val="24"/>
-        </w:rPr>
-        <w:t xml:space="preserve">Another important development since approximately 2024 has been the convergence of commercial AI platforms. Early services typically exposed proprietary APIs tightly coupled to individual providers. More recent platforms increasingly support compatible interfaces, standardized tool-calling patterns, structured outputs, and multiple model families through unified APIs. Amazon Bedrock, for example, now supports OpenAI-compatible Responses APIs alongside Anthropic-compatible Messages APIs for supported models, illustrating an industry trend toward interoperability rather than completely isolated ecosystems. </w:t>
-      </w:r>
-    </w:p>
-    <w:p>
-      <w:pPr>
-        <w:spacing w:before="100" w:beforeAutospacing="1" w:after="100" w:afterAutospacing="1" w:line="240" w:lineRule="auto"/>
-        <w:rPr>
-          <w:rFonts w:ascii="Times New Roman" w:eastAsia="Times New Roman" w:hAnsi="Times New Roman" w:cs="Times New Roman"/>
-          <w:sz w:val="28"/>
-          <w:szCs w:val="24"/>
-        </w:rPr>
-      </w:pPr>
-      <w:r>
-        <w:rPr>
-          <w:rFonts w:ascii="Times New Roman" w:eastAsia="Times New Roman" w:hAnsi="Times New Roman" w:cs="Times New Roman"/>
-          <w:sz w:val="28"/>
-          <w:szCs w:val="24"/>
-        </w:rPr>
-        <w:t>This convergence reflects broader enterprise requirements. Organizations increasingly seek portability across providers, gradual migration paths, unified governance, and reduced vendor lock-in. As a result, commercial AI platforms are evolving beyond simple model endpoints into broader application platforms capable of integrating multiple model vendors under consistent operational controls.</w:t>
-      </w:r>
-    </w:p>
-    <w:p>
-      <w:pPr>
-        <w:spacing w:before="100" w:beforeAutospacing="1" w:after="100" w:afterAutospacing="1" w:line="240" w:lineRule="auto"/>
-        <w:rPr>
-          <w:rFonts w:ascii="Times New Roman" w:eastAsia="Times New Roman" w:hAnsi="Times New Roman" w:cs="Times New Roman"/>
-          <w:sz w:val="28"/>
-          <w:szCs w:val="24"/>
-        </w:rPr>
-      </w:pPr>
-      <w:r>
-        <w:rPr>
-          <w:rFonts w:ascii="Times New Roman" w:eastAsia="Times New Roman" w:hAnsi="Times New Roman" w:cs="Times New Roman"/>
-          <w:sz w:val="28"/>
-          <w:szCs w:val="24"/>
-        </w:rPr>
-        <w:lastRenderedPageBreak/>
+        <w:t>capable of integrating multiple model vendors under consistent operational controls.</w:t>
+      </w:r>
+    </w:p>
+    <w:p>
+      <w:pPr>
+        <w:spacing w:before="100" w:beforeAutospacing="1" w:after="100" w:afterAutospacing="1" w:line="240" w:lineRule="auto"/>
+        <w:rPr>
+          <w:rFonts w:ascii="Times New Roman" w:eastAsia="Times New Roman" w:hAnsi="Times New Roman" w:cs="Times New Roman"/>
+          <w:sz w:val="28"/>
+          <w:szCs w:val="24"/>
+        </w:rPr>
+      </w:pPr>
+      <w:r>
+        <w:rPr>
+          <w:rFonts w:ascii="Times New Roman" w:eastAsia="Times New Roman" w:hAnsi="Times New Roman" w:cs="Times New Roman"/>
+          <w:sz w:val="28"/>
+          <w:szCs w:val="24"/>
+        </w:rPr>
         <w:t>Throughout this chapter, the emphasis remains on engineering decisions rather than product comparisons. Individual models evolve rapidly and market leadership changes frequently. The architectural principles governing managed AI services, however, are considerably more stable. Understanding those principles enables engineers to evaluate new platforms as they emerge rather than optimizing for the characteristics of today's model landscape.</w:t>
       </w:r>
     </w:p>
@@ -847,7 +928,16 @@
           <w:sz w:val="28"/>
           <w:szCs w:val="24"/>
         </w:rPr>
-        <w:t>. It is a managed distributed system that packages one or more foundation models together with the operational capabilities required to deliver reliable production inference.</w:t>
+        <w:t xml:space="preserve">. It is a managed distributed system that </w:t>
+      </w:r>
+      <w:r>
+        <w:rPr>
+          <w:rFonts w:ascii="Times New Roman" w:eastAsia="Times New Roman" w:hAnsi="Times New Roman" w:cs="Times New Roman"/>
+          <w:sz w:val="28"/>
+          <w:szCs w:val="24"/>
+        </w:rPr>
+        <w:lastRenderedPageBreak/>
+        <w:t>packages one or more foundation models together with the operational capabilities required to deliver reliable production inference.</w:t>
       </w:r>
     </w:p>
     <w:p>
@@ -883,7 +973,6 @@
           <w:sz w:val="28"/>
           <w:szCs w:val="24"/>
         </w:rPr>
-        <w:lastRenderedPageBreak/>
         <w:t>Public discussion often focuses almost exclusively on the models themselves. Model benchmarks, reasoning ability, context length, and multimodal capabilities receive significant attention because they are easily compared. Yet organizations rarely purchase a model in isolation. They purchase a managed service that makes the model usable within production environments.</w:t>
       </w:r>
     </w:p>
@@ -1010,7 +1099,25 @@
           <w:sz w:val="28"/>
           <w:szCs w:val="24"/>
         </w:rPr>
-        <w:t xml:space="preserve">This interface exposes standardized APIs through which client applications submit requests, stream responses, upload files, invoke tools, generate embeddings, or execute multimodal workloads. Modern commercial platforms increasingly expose not only text generation but also image understanding, audio processing, structured output generation, agent-oriented capabilities, and long-running asynchronous operations through integrated API families. OpenAI's Responses API, for example, unifies model interaction with built-in tools such as web search, file search, computer use, and remote MCP integration, reflecting a shift from simple completion APIs toward broader application platforms. </w:t>
+        <w:t xml:space="preserve">This interface exposes standardized APIs through which client applications submit requests, stream responses, upload files, invoke tools, generate embeddings, or execute multimodal workloads. Modern commercial platforms increasingly expose not only text generation but also image understanding, audio processing, structured output generation, agent-oriented capabilities, and long-running asynchronous operations through integrated API families. </w:t>
+      </w:r>
+      <w:proofErr w:type="spellStart"/>
+      <w:r>
+        <w:rPr>
+          <w:rFonts w:ascii="Times New Roman" w:eastAsia="Times New Roman" w:hAnsi="Times New Roman" w:cs="Times New Roman"/>
+          <w:sz w:val="28"/>
+          <w:szCs w:val="24"/>
+        </w:rPr>
+        <w:t>OpenAI's</w:t>
+      </w:r>
+      <w:proofErr w:type="spellEnd"/>
+      <w:r>
+        <w:rPr>
+          <w:rFonts w:ascii="Times New Roman" w:eastAsia="Times New Roman" w:hAnsi="Times New Roman" w:cs="Times New Roman"/>
+          <w:sz w:val="28"/>
+          <w:szCs w:val="24"/>
+        </w:rPr>
+        <w:t xml:space="preserve"> Responses API, for example, unifies model interaction with built-in tools such as web search, file search, computer use, and remote MCP integration, reflecting a shift from simple completion APIs toward broader application platforms. </w:t>
       </w:r>
     </w:p>
     <w:p>
@@ -1082,6 +1189,7 @@
           <w:sz w:val="28"/>
           <w:szCs w:val="24"/>
         </w:rPr>
+        <w:lastRenderedPageBreak/>
         <w:t xml:space="preserve">This explains why engineering teams evaluate </w:t>
       </w:r>
       <w:r>
@@ -1136,7 +1244,6 @@
           <w:sz w:val="28"/>
           <w:szCs w:val="24"/>
         </w:rPr>
-        <w:lastRenderedPageBreak/>
         <w:t>The distinction also clarifies why replacing one provider with another is rarely a matter of changing an endpoint URL. Although models may appear equivalent, surrounding operational capabilities frequently differ in ways that affect application architecture.</w:t>
       </w:r>
     </w:p>
@@ -1743,7 +1850,16 @@
           <w:sz w:val="28"/>
           <w:szCs w:val="24"/>
         </w:rPr>
-        <w:t>Customers must still design resilient applications, manage credentials, validate outputs, perform regression testing when models evolve, monitor service health, and enforce organizational policies. Those topics are introduced where appropriate throughout this chapter, while their implementation is discussed in detail in later chapters. Evaluation methodologies are covered in Chapter 13, security architecture in Chapter 14, observability in Chapter 15, deployment practices in Chapter 16, and cost engineering in Chapter 17.</w:t>
+        <w:t xml:space="preserve">Customers must still design resilient applications, manage credentials, validate outputs, perform regression testing when models evolve, monitor service health, and enforce organizational policies. Those topics are introduced where appropriate throughout this chapter, while their implementation is discussed in detail in later </w:t>
+      </w:r>
+      <w:r>
+        <w:rPr>
+          <w:rFonts w:ascii="Times New Roman" w:eastAsia="Times New Roman" w:hAnsi="Times New Roman" w:cs="Times New Roman"/>
+          <w:sz w:val="28"/>
+          <w:szCs w:val="24"/>
+        </w:rPr>
+        <w:lastRenderedPageBreak/>
+        <w:t>chapters. Evaluation methodologies are covered in Chapter 13, security architecture in Chapter 14, observability in Chapter 15, deployment practices in Chapter 16, and cost engineering in Chapter 17.</w:t>
       </w:r>
     </w:p>
     <w:p>
@@ -1758,7 +1874,6 @@
           <w:rFonts w:ascii="Calibri" w:eastAsia="Calibri" w:hAnsi="Calibri" w:cs="Times New Roman"/>
           <w:sz w:val="24"/>
         </w:rPr>
-        <w:lastRenderedPageBreak/>
         <w:pict w14:anchorId="55A8B255">
           <v:rect id="_x0000_i1026" style="width:0;height:1.5pt" o:hralign="center" o:hrstd="t" o:hr="t" fillcolor="#a0a0a0" stroked="f"/>
         </w:pict>
@@ -1876,7 +1991,43 @@
           <w:sz w:val="28"/>
           <w:szCs w:val="24"/>
         </w:rPr>
-        <w:t>These organizations primarily invest in research, large-scale training infrastructure, data curation, post-training alignment, and model development. Their principal intellectual property is the foundation model itself. Examples include OpenAI, Anthropic, Google DeepMind, Cohere, Mistral AI, and xAI. Some of these organizations also operate commercial APIs directly, but model development remains their defining activity.</w:t>
+        <w:t xml:space="preserve">These organizations primarily invest in research, large-scale training infrastructure, data curation, post-training alignment, and model development. Their principal intellectual property is the foundation model itself. Examples include </w:t>
+      </w:r>
+      <w:proofErr w:type="spellStart"/>
+      <w:r>
+        <w:rPr>
+          <w:rFonts w:ascii="Times New Roman" w:eastAsia="Times New Roman" w:hAnsi="Times New Roman" w:cs="Times New Roman"/>
+          <w:sz w:val="28"/>
+          <w:szCs w:val="24"/>
+        </w:rPr>
+        <w:t>OpenAI</w:t>
+      </w:r>
+      <w:proofErr w:type="spellEnd"/>
+      <w:r>
+        <w:rPr>
+          <w:rFonts w:ascii="Times New Roman" w:eastAsia="Times New Roman" w:hAnsi="Times New Roman" w:cs="Times New Roman"/>
+          <w:sz w:val="28"/>
+          <w:szCs w:val="24"/>
+        </w:rPr>
+        <w:t xml:space="preserve">, Anthropic, Google DeepMind, Cohere, Mistral AI, and </w:t>
+      </w:r>
+      <w:proofErr w:type="spellStart"/>
+      <w:r>
+        <w:rPr>
+          <w:rFonts w:ascii="Times New Roman" w:eastAsia="Times New Roman" w:hAnsi="Times New Roman" w:cs="Times New Roman"/>
+          <w:sz w:val="28"/>
+          <w:szCs w:val="24"/>
+        </w:rPr>
+        <w:t>xAI</w:t>
+      </w:r>
+      <w:proofErr w:type="spellEnd"/>
+      <w:r>
+        <w:rPr>
+          <w:rFonts w:ascii="Times New Roman" w:eastAsia="Times New Roman" w:hAnsi="Times New Roman" w:cs="Times New Roman"/>
+          <w:sz w:val="28"/>
+          <w:szCs w:val="24"/>
+        </w:rPr>
+        <w:t>. Some of these organizations also operate commercial APIs directly, but model development remains their defining activity.</w:t>
       </w:r>
     </w:p>
     <w:p>
@@ -1948,24 +2099,43 @@
           <w:sz w:val="28"/>
           <w:szCs w:val="24"/>
         </w:rPr>
-        <w:t xml:space="preserve">Major cloud providers illustrate this approach. Amazon Web Services offers Amazon Bedrock, Google Cloud provides Vertex AI, and Microsoft offers Azure AI Foundry. These platforms increasingly expose models from multiple vendors through consistent operational environments rather than restricting customers to models developed internally. Amazon Bedrock, for example, provides managed access to foundation models from several AI companies while integrating those models with AWS identity, networking, monitoring, and governance capabilities. </w:t>
-      </w:r>
-    </w:p>
-    <w:p>
-      <w:pPr>
-        <w:spacing w:before="100" w:beforeAutospacing="1" w:after="100" w:afterAutospacing="1" w:line="240" w:lineRule="auto"/>
-        <w:rPr>
-          <w:rFonts w:ascii="Times New Roman" w:eastAsia="Times New Roman" w:hAnsi="Times New Roman" w:cs="Times New Roman"/>
-          <w:sz w:val="28"/>
-          <w:szCs w:val="24"/>
-        </w:rPr>
-      </w:pPr>
-      <w:r>
-        <w:rPr>
-          <w:rFonts w:ascii="Times New Roman" w:eastAsia="Times New Roman" w:hAnsi="Times New Roman" w:cs="Times New Roman"/>
-          <w:sz w:val="28"/>
-          <w:szCs w:val="24"/>
-        </w:rPr>
+        <w:t xml:space="preserve">Major cloud providers </w:t>
+      </w:r>
+      <w:proofErr w:type="gramStart"/>
+      <w:r>
+        <w:rPr>
+          <w:rFonts w:ascii="Times New Roman" w:eastAsia="Times New Roman" w:hAnsi="Times New Roman" w:cs="Times New Roman"/>
+          <w:sz w:val="28"/>
+          <w:szCs w:val="24"/>
+        </w:rPr>
+        <w:t>illustrate</w:t>
+      </w:r>
+      <w:proofErr w:type="gramEnd"/>
+      <w:r>
+        <w:rPr>
+          <w:rFonts w:ascii="Times New Roman" w:eastAsia="Times New Roman" w:hAnsi="Times New Roman" w:cs="Times New Roman"/>
+          <w:sz w:val="28"/>
+          <w:szCs w:val="24"/>
+        </w:rPr>
+        <w:t xml:space="preserve"> this approach. Amazon Web Services offers Amazon Bedrock, Google Cloud provides Vertex AI, and Microsoft offers Azure AI Foundry. These platforms increasingly expose models from multiple vendors through consistent operational environments rather than restricting customers to models developed internally. Amazon Bedrock, for example, provides managed access to foundation models from several AI companies while integrating those models with AWS identity, networking, monitoring, and governance capabilities. </w:t>
+      </w:r>
+    </w:p>
+    <w:p>
+      <w:pPr>
+        <w:spacing w:before="100" w:beforeAutospacing="1" w:after="100" w:afterAutospacing="1" w:line="240" w:lineRule="auto"/>
+        <w:rPr>
+          <w:rFonts w:ascii="Times New Roman" w:eastAsia="Times New Roman" w:hAnsi="Times New Roman" w:cs="Times New Roman"/>
+          <w:sz w:val="28"/>
+          <w:szCs w:val="24"/>
+        </w:rPr>
+      </w:pPr>
+      <w:r>
+        <w:rPr>
+          <w:rFonts w:ascii="Times New Roman" w:eastAsia="Times New Roman" w:hAnsi="Times New Roman" w:cs="Times New Roman"/>
+          <w:sz w:val="28"/>
+          <w:szCs w:val="24"/>
+        </w:rPr>
+        <w:lastRenderedPageBreak/>
         <w:t xml:space="preserve">A third category comprises </w:t>
       </w:r>
       <w:r>
@@ -2002,16 +2172,79 @@
           <w:sz w:val="28"/>
           <w:szCs w:val="24"/>
         </w:rPr>
-        <w:t xml:space="preserve">These organizations emphasize interoperability and provider abstraction rather than developing frontier models themselves. Platforms such as OpenRouter, </w:t>
-      </w:r>
-      <w:r>
-        <w:rPr>
-          <w:rFonts w:ascii="Times New Roman" w:eastAsia="Times New Roman" w:hAnsi="Times New Roman" w:cs="Times New Roman"/>
-          <w:sz w:val="28"/>
-          <w:szCs w:val="24"/>
-        </w:rPr>
-        <w:lastRenderedPageBreak/>
-        <w:t>Together AI, Fireworks AI, GroqCloud, Cerebras Inference, DeepInfra, Hugging Face Inference Providers, and others expose multiple model families through unified APIs or specialized inference infrastructure. Some focus on simplified multi-provider access, others optimize inference performance through specialized hardware or serving systems, while still others emphasize hosting open-weight models.</w:t>
+        <w:t xml:space="preserve">These organizations emphasize interoperability and provider abstraction rather than developing frontier models themselves. Platforms such as </w:t>
+      </w:r>
+      <w:proofErr w:type="spellStart"/>
+      <w:r>
+        <w:rPr>
+          <w:rFonts w:ascii="Times New Roman" w:eastAsia="Times New Roman" w:hAnsi="Times New Roman" w:cs="Times New Roman"/>
+          <w:sz w:val="28"/>
+          <w:szCs w:val="24"/>
+        </w:rPr>
+        <w:t>OpenRouter</w:t>
+      </w:r>
+      <w:proofErr w:type="spellEnd"/>
+      <w:r>
+        <w:rPr>
+          <w:rFonts w:ascii="Times New Roman" w:eastAsia="Times New Roman" w:hAnsi="Times New Roman" w:cs="Times New Roman"/>
+          <w:sz w:val="28"/>
+          <w:szCs w:val="24"/>
+        </w:rPr>
+        <w:t xml:space="preserve">, Together AI, Fireworks AI, </w:t>
+      </w:r>
+      <w:proofErr w:type="spellStart"/>
+      <w:r>
+        <w:rPr>
+          <w:rFonts w:ascii="Times New Roman" w:eastAsia="Times New Roman" w:hAnsi="Times New Roman" w:cs="Times New Roman"/>
+          <w:sz w:val="28"/>
+          <w:szCs w:val="24"/>
+        </w:rPr>
+        <w:t>GroqCloud</w:t>
+      </w:r>
+      <w:proofErr w:type="spellEnd"/>
+      <w:r>
+        <w:rPr>
+          <w:rFonts w:ascii="Times New Roman" w:eastAsia="Times New Roman" w:hAnsi="Times New Roman" w:cs="Times New Roman"/>
+          <w:sz w:val="28"/>
+          <w:szCs w:val="24"/>
+        </w:rPr>
+        <w:t xml:space="preserve">, </w:t>
+      </w:r>
+      <w:proofErr w:type="spellStart"/>
+      <w:r>
+        <w:rPr>
+          <w:rFonts w:ascii="Times New Roman" w:eastAsia="Times New Roman" w:hAnsi="Times New Roman" w:cs="Times New Roman"/>
+          <w:sz w:val="28"/>
+          <w:szCs w:val="24"/>
+        </w:rPr>
+        <w:t>Cerebras</w:t>
+      </w:r>
+      <w:proofErr w:type="spellEnd"/>
+      <w:r>
+        <w:rPr>
+          <w:rFonts w:ascii="Times New Roman" w:eastAsia="Times New Roman" w:hAnsi="Times New Roman" w:cs="Times New Roman"/>
+          <w:sz w:val="28"/>
+          <w:szCs w:val="24"/>
+        </w:rPr>
+        <w:t xml:space="preserve"> Inference, </w:t>
+      </w:r>
+      <w:proofErr w:type="spellStart"/>
+      <w:r>
+        <w:rPr>
+          <w:rFonts w:ascii="Times New Roman" w:eastAsia="Times New Roman" w:hAnsi="Times New Roman" w:cs="Times New Roman"/>
+          <w:sz w:val="28"/>
+          <w:szCs w:val="24"/>
+        </w:rPr>
+        <w:t>DeepInfra</w:t>
+      </w:r>
+      <w:proofErr w:type="spellEnd"/>
+      <w:r>
+        <w:rPr>
+          <w:rFonts w:ascii="Times New Roman" w:eastAsia="Times New Roman" w:hAnsi="Times New Roman" w:cs="Times New Roman"/>
+          <w:sz w:val="28"/>
+          <w:szCs w:val="24"/>
+        </w:rPr>
+        <w:t>, Hugging Face Inference Providers, and others expose multiple model families through unified APIs or specialized inference infrastructure. Some focus on simplified multi-provider access, others optimize inference performance through specialized hardware or serving systems, while still others emphasize hosting open-weight models.</w:t>
       </w:r>
     </w:p>
     <w:p>
@@ -2371,25 +2604,25 @@
           <w:sz w:val="28"/>
           <w:szCs w:val="24"/>
         </w:rPr>
-        <w:t xml:space="preserve">Although providers continue to maintain proprietary capabilities, many now support similar interaction patterns, including structured outputs, streaming, tool calling, multimodal requests, and increasingly compatible API schemas. Some managed platforms even expose compatibility layers for widely adopted APIs. Amazon Bedrock's support for OpenAI-compatible Responses APIs alongside Anthropic-compatible Messages APIs illustrates this movement toward interoperability while preserving provider-specific operational controls. </w:t>
-      </w:r>
-    </w:p>
-    <w:p>
-      <w:pPr>
-        <w:spacing w:before="100" w:beforeAutospacing="1" w:after="100" w:afterAutospacing="1" w:line="240" w:lineRule="auto"/>
-        <w:rPr>
-          <w:rFonts w:ascii="Times New Roman" w:eastAsia="Times New Roman" w:hAnsi="Times New Roman" w:cs="Times New Roman"/>
-          <w:sz w:val="28"/>
-          <w:szCs w:val="24"/>
-        </w:rPr>
-      </w:pPr>
-      <w:r>
-        <w:rPr>
-          <w:rFonts w:ascii="Times New Roman" w:eastAsia="Times New Roman" w:hAnsi="Times New Roman" w:cs="Times New Roman"/>
-          <w:sz w:val="28"/>
-          <w:szCs w:val="24"/>
-        </w:rPr>
-        <w:t xml:space="preserve">This convergence benefits enterprise platform engineering by reducing migration effort and encouraging architectural abstraction. However, compatibility should </w:t>
+        <w:t xml:space="preserve">Although providers continue to maintain proprietary capabilities, many now support similar interaction patterns, including structured outputs, streaming, tool calling, multimodal requests, and increasingly compatible API schemas. Some managed platforms even expose compatibility layers for widely adopted APIs. Amazon Bedrock's support for </w:t>
+      </w:r>
+      <w:proofErr w:type="spellStart"/>
+      <w:r>
+        <w:rPr>
+          <w:rFonts w:ascii="Times New Roman" w:eastAsia="Times New Roman" w:hAnsi="Times New Roman" w:cs="Times New Roman"/>
+          <w:sz w:val="28"/>
+          <w:szCs w:val="24"/>
+        </w:rPr>
+        <w:t>OpenAI</w:t>
+      </w:r>
+      <w:proofErr w:type="spellEnd"/>
+      <w:r>
+        <w:rPr>
+          <w:rFonts w:ascii="Times New Roman" w:eastAsia="Times New Roman" w:hAnsi="Times New Roman" w:cs="Times New Roman"/>
+          <w:sz w:val="28"/>
+          <w:szCs w:val="24"/>
+        </w:rPr>
+        <w:t xml:space="preserve">-compatible Responses APIs alongside </w:t>
       </w:r>
       <w:r>
         <w:rPr>
@@ -2398,7 +2631,25 @@
           <w:szCs w:val="24"/>
         </w:rPr>
         <w:lastRenderedPageBreak/>
-        <w:t>not be mistaken for complete interchangeability. Behavioral differences, supported features, quota models, latency characteristics, safety policies, and version lifecycles continue to vary among providers. Consequently, platform engineers should evaluate compatibility as one factor within a broader architectural assessment rather than assuming that API similarity guarantees identical production behavior.</w:t>
+        <w:t xml:space="preserve">Anthropic-compatible Messages APIs illustrates this movement toward interoperability while preserving provider-specific operational controls. </w:t>
+      </w:r>
+    </w:p>
+    <w:p>
+      <w:pPr>
+        <w:spacing w:before="100" w:beforeAutospacing="1" w:after="100" w:afterAutospacing="1" w:line="240" w:lineRule="auto"/>
+        <w:rPr>
+          <w:rFonts w:ascii="Times New Roman" w:eastAsia="Times New Roman" w:hAnsi="Times New Roman" w:cs="Times New Roman"/>
+          <w:sz w:val="28"/>
+          <w:szCs w:val="24"/>
+        </w:rPr>
+      </w:pPr>
+      <w:r>
+        <w:rPr>
+          <w:rFonts w:ascii="Times New Roman" w:eastAsia="Times New Roman" w:hAnsi="Times New Roman" w:cs="Times New Roman"/>
+          <w:sz w:val="28"/>
+          <w:szCs w:val="24"/>
+        </w:rPr>
+        <w:t>This convergence benefits enterprise platform engineering by reducing migration effort and encouraging architectural abstraction. However, compatibility should not be mistaken for complete interchangeability. Behavioral differences, supported features, quota models, latency characteristics, safety policies, and version lifecycles continue to vary among providers. Consequently, platform engineers should evaluate compatibility as one factor within a broader architectural assessment rather than assuming that API similarity guarantees identical production behavior.</w:t>
       </w:r>
     </w:p>
     <w:p>
@@ -2617,12 +2868,21 @@
                 <w:sz w:val="24"/>
               </w:rPr>
             </w:pPr>
-            <w:r>
-              <w:rPr>
-                <w:rFonts w:ascii="Times New Roman" w:eastAsia="Calibri" w:hAnsi="Times New Roman" w:cs="Times New Roman"/>
-                <w:sz w:val="24"/>
-              </w:rPr>
-              <w:t>OpenAI, Anthropic, Google DeepMind, Cohere, Mistral AI</w:t>
+            <w:proofErr w:type="spellStart"/>
+            <w:r>
+              <w:rPr>
+                <w:rFonts w:ascii="Times New Roman" w:eastAsia="Calibri" w:hAnsi="Times New Roman" w:cs="Times New Roman"/>
+                <w:sz w:val="24"/>
+              </w:rPr>
+              <w:t>OpenAI</w:t>
+            </w:r>
+            <w:proofErr w:type="spellEnd"/>
+            <w:r>
+              <w:rPr>
+                <w:rFonts w:ascii="Times New Roman" w:eastAsia="Calibri" w:hAnsi="Times New Roman" w:cs="Times New Roman"/>
+                <w:sz w:val="24"/>
+              </w:rPr>
+              <w:t>, Anthropic, Google DeepMind, Cohere, Mistral AI</w:t>
             </w:r>
           </w:p>
         </w:tc>
@@ -2803,12 +3063,53 @@
                 <w:sz w:val="24"/>
               </w:rPr>
             </w:pPr>
-            <w:r>
-              <w:rPr>
-                <w:rFonts w:ascii="Times New Roman" w:eastAsia="Calibri" w:hAnsi="Times New Roman" w:cs="Times New Roman"/>
-                <w:sz w:val="24"/>
-              </w:rPr>
-              <w:t>OpenRouter, Together AI, Fireworks AI, GroqCloud, DeepInfra, Hugging Face Inference Providers</w:t>
+            <w:proofErr w:type="spellStart"/>
+            <w:r>
+              <w:rPr>
+                <w:rFonts w:ascii="Times New Roman" w:eastAsia="Calibri" w:hAnsi="Times New Roman" w:cs="Times New Roman"/>
+                <w:sz w:val="24"/>
+              </w:rPr>
+              <w:t>OpenRouter</w:t>
+            </w:r>
+            <w:proofErr w:type="spellEnd"/>
+            <w:r>
+              <w:rPr>
+                <w:rFonts w:ascii="Times New Roman" w:eastAsia="Calibri" w:hAnsi="Times New Roman" w:cs="Times New Roman"/>
+                <w:sz w:val="24"/>
+              </w:rPr>
+              <w:t xml:space="preserve">, Together AI, Fireworks AI, </w:t>
+            </w:r>
+            <w:proofErr w:type="spellStart"/>
+            <w:r>
+              <w:rPr>
+                <w:rFonts w:ascii="Times New Roman" w:eastAsia="Calibri" w:hAnsi="Times New Roman" w:cs="Times New Roman"/>
+                <w:sz w:val="24"/>
+              </w:rPr>
+              <w:t>GroqCloud</w:t>
+            </w:r>
+            <w:proofErr w:type="spellEnd"/>
+            <w:r>
+              <w:rPr>
+                <w:rFonts w:ascii="Times New Roman" w:eastAsia="Calibri" w:hAnsi="Times New Roman" w:cs="Times New Roman"/>
+                <w:sz w:val="24"/>
+              </w:rPr>
+              <w:t xml:space="preserve">, </w:t>
+            </w:r>
+            <w:proofErr w:type="spellStart"/>
+            <w:r>
+              <w:rPr>
+                <w:rFonts w:ascii="Times New Roman" w:eastAsia="Calibri" w:hAnsi="Times New Roman" w:cs="Times New Roman"/>
+                <w:sz w:val="24"/>
+              </w:rPr>
+              <w:t>DeepInfra</w:t>
+            </w:r>
+            <w:proofErr w:type="spellEnd"/>
+            <w:r>
+              <w:rPr>
+                <w:rFonts w:ascii="Times New Roman" w:eastAsia="Calibri" w:hAnsi="Times New Roman" w:cs="Times New Roman"/>
+                <w:sz w:val="24"/>
+              </w:rPr>
+              <w:t>, Hugging Face Inference Providers</w:t>
             </w:r>
           </w:p>
         </w:tc>
@@ -2912,6 +3213,7 @@
           <w:sz w:val="28"/>
           <w:szCs w:val="24"/>
         </w:rPr>
+        <w:lastRenderedPageBreak/>
         <w:t>Understanding these patterns is more valuable than memorizing the details of any individual provider's API. APIs evolve continuously, endpoint names change, and new capabilities appear regularly. The underlying interaction models, however, have remained comparatively stable.</w:t>
       </w:r>
     </w:p>
@@ -2930,7 +3232,6 @@
           <w:sz w:val="28"/>
           <w:szCs w:val="24"/>
         </w:rPr>
-        <w:lastRenderedPageBreak/>
         <w:t>From a platform engineering perspective, an AI API defines far more than a mechanism for sending prompts and receiving generated text. It establishes how applications authenticate, stream responses, invoke external tools, exchange structured data, process multimodal inputs, and manage long-running operations. These interface decisions influence application architecture, portability, observability, and operational resilience.</w:t>
       </w:r>
     </w:p>
@@ -3103,43 +3404,43 @@
           <w:sz w:val="28"/>
           <w:szCs w:val="24"/>
         </w:rPr>
-        <w:t>Rather than waiting for the complete response, applications receive partial output continuously. Modern providers commonly implement streaming using Server-Sent Events (SSE), allowing clients to process generated content while inference continues. Although WebSockets are used for certain real-time scenarios, SSE remains the dominant approach for conventional text generation because it integrates naturally with HTTP infrastructure and simplifies client implementation.</w:t>
-      </w:r>
-    </w:p>
-    <w:p>
-      <w:pPr>
-        <w:spacing w:before="100" w:beforeAutospacing="1" w:after="100" w:afterAutospacing="1" w:line="240" w:lineRule="auto"/>
-        <w:rPr>
-          <w:rFonts w:ascii="Times New Roman" w:eastAsia="Times New Roman" w:hAnsi="Times New Roman" w:cs="Times New Roman"/>
-          <w:sz w:val="28"/>
-          <w:szCs w:val="24"/>
-        </w:rPr>
-      </w:pPr>
-      <w:r>
-        <w:rPr>
-          <w:rFonts w:ascii="Times New Roman" w:eastAsia="Times New Roman" w:hAnsi="Times New Roman" w:cs="Times New Roman"/>
-          <w:sz w:val="28"/>
-          <w:szCs w:val="24"/>
-        </w:rPr>
-        <w:t>Streaming significantly improves perceived responsiveness for interactive applications. Users begin reading responses almost immediately instead of waiting for complete generation. For long outputs, the difference in user experience can be substantial even when total inference time remains unchanged.</w:t>
-      </w:r>
-    </w:p>
-    <w:p>
-      <w:pPr>
-        <w:spacing w:before="100" w:beforeAutospacing="1" w:after="100" w:afterAutospacing="1" w:line="240" w:lineRule="auto"/>
-        <w:rPr>
-          <w:rFonts w:ascii="Times New Roman" w:eastAsia="Times New Roman" w:hAnsi="Times New Roman" w:cs="Times New Roman"/>
-          <w:sz w:val="28"/>
-          <w:szCs w:val="24"/>
-        </w:rPr>
-      </w:pPr>
-      <w:r>
-        <w:rPr>
-          <w:rFonts w:ascii="Times New Roman" w:eastAsia="Times New Roman" w:hAnsi="Times New Roman" w:cs="Times New Roman"/>
-          <w:sz w:val="28"/>
-          <w:szCs w:val="24"/>
-        </w:rPr>
-        <w:t xml:space="preserve">From an architectural perspective, streaming also influences downstream application design. User interfaces, gateways, proxies, and middleware must all </w:t>
+        <w:t xml:space="preserve">Rather than waiting for the complete response, applications receive partial output continuously. Modern providers commonly implement streaming using Server-Sent Events (SSE), allowing clients to process generated content while inference continues. Although </w:t>
+      </w:r>
+      <w:proofErr w:type="spellStart"/>
+      <w:r>
+        <w:rPr>
+          <w:rFonts w:ascii="Times New Roman" w:eastAsia="Times New Roman" w:hAnsi="Times New Roman" w:cs="Times New Roman"/>
+          <w:sz w:val="28"/>
+          <w:szCs w:val="24"/>
+        </w:rPr>
+        <w:t>WebSockets</w:t>
+      </w:r>
+      <w:proofErr w:type="spellEnd"/>
+      <w:r>
+        <w:rPr>
+          <w:rFonts w:ascii="Times New Roman" w:eastAsia="Times New Roman" w:hAnsi="Times New Roman" w:cs="Times New Roman"/>
+          <w:sz w:val="28"/>
+          <w:szCs w:val="24"/>
+        </w:rPr>
+        <w:t xml:space="preserve"> are used for certain real-time scenarios, SSE remains the dominant approach for conventional text generation because it integrates naturally with HTTP infrastructure and simplifies client implementation.</w:t>
+      </w:r>
+    </w:p>
+    <w:p>
+      <w:pPr>
+        <w:spacing w:before="100" w:beforeAutospacing="1" w:after="100" w:afterAutospacing="1" w:line="240" w:lineRule="auto"/>
+        <w:rPr>
+          <w:rFonts w:ascii="Times New Roman" w:eastAsia="Times New Roman" w:hAnsi="Times New Roman" w:cs="Times New Roman"/>
+          <w:sz w:val="28"/>
+          <w:szCs w:val="24"/>
+        </w:rPr>
+      </w:pPr>
+      <w:r>
+        <w:rPr>
+          <w:rFonts w:ascii="Times New Roman" w:eastAsia="Times New Roman" w:hAnsi="Times New Roman" w:cs="Times New Roman"/>
+          <w:sz w:val="28"/>
+          <w:szCs w:val="24"/>
+        </w:rPr>
+        <w:t xml:space="preserve">Streaming significantly improves perceived responsiveness for interactive applications. Users begin reading responses almost immediately instead of waiting </w:t>
       </w:r>
       <w:r>
         <w:rPr>
@@ -3148,7 +3449,25 @@
           <w:szCs w:val="24"/>
         </w:rPr>
         <w:lastRenderedPageBreak/>
-        <w:t>support incremental response processing. Error handling likewise becomes more complex because failures may occur after partial output has already been delivered.</w:t>
+        <w:t>for complete generation. For long outputs, the difference in user experience can be substantial even when total inference time remains unchanged.</w:t>
+      </w:r>
+    </w:p>
+    <w:p>
+      <w:pPr>
+        <w:spacing w:before="100" w:beforeAutospacing="1" w:after="100" w:afterAutospacing="1" w:line="240" w:lineRule="auto"/>
+        <w:rPr>
+          <w:rFonts w:ascii="Times New Roman" w:eastAsia="Times New Roman" w:hAnsi="Times New Roman" w:cs="Times New Roman"/>
+          <w:sz w:val="28"/>
+          <w:szCs w:val="24"/>
+        </w:rPr>
+      </w:pPr>
+      <w:r>
+        <w:rPr>
+          <w:rFonts w:ascii="Times New Roman" w:eastAsia="Times New Roman" w:hAnsi="Times New Roman" w:cs="Times New Roman"/>
+          <w:sz w:val="28"/>
+          <w:szCs w:val="24"/>
+        </w:rPr>
+        <w:t>From an architectural perspective, streaming also influences downstream application design. User interfaces, gateways, proxies, and middleware must all support incremental response processing. Error handling likewise becomes more complex because failures may occur after partial output has already been delivered.</w:t>
       </w:r>
     </w:p>
     <w:p>
@@ -3219,13 +3538,41 @@
           <w:szCs w:val="24"/>
         </w:rPr>
       </w:pPr>
-      <w:r>
-        <w:rPr>
-          <w:rFonts w:ascii="Times New Roman" w:eastAsia="Times New Roman" w:hAnsi="Times New Roman" w:cs="Times New Roman"/>
-          <w:sz w:val="28"/>
-          <w:szCs w:val="24"/>
-        </w:rPr>
-        <w:t xml:space="preserve">OpenAI's Responses API, for example, consolidates multiple interaction patterns into a single interface supporting text generation, structured outputs, tool invocation, multimodal inputs, and built-in platform capabilities. Similar trends are visible across other providers, even when endpoint names differ. The architectural objective is to simplify application development by reducing the number of distinct integration patterns developers must understand. (OpenAI Platform Documentation, </w:t>
+      <w:proofErr w:type="spellStart"/>
+      <w:r>
+        <w:rPr>
+          <w:rFonts w:ascii="Times New Roman" w:eastAsia="Times New Roman" w:hAnsi="Times New Roman" w:cs="Times New Roman"/>
+          <w:sz w:val="28"/>
+          <w:szCs w:val="24"/>
+        </w:rPr>
+        <w:t>OpenAI's</w:t>
+      </w:r>
+      <w:proofErr w:type="spellEnd"/>
+      <w:r>
+        <w:rPr>
+          <w:rFonts w:ascii="Times New Roman" w:eastAsia="Times New Roman" w:hAnsi="Times New Roman" w:cs="Times New Roman"/>
+          <w:sz w:val="28"/>
+          <w:szCs w:val="24"/>
+        </w:rPr>
+        <w:t xml:space="preserve"> Responses API, for example, consolidates multiple interaction patterns into a single interface supporting text generation, structured outputs, tool invocation, multimodal inputs, and built-in platform capabilities. Similar trends are visible across other providers, even when endpoint names differ. The architectural objective is to simplify application development by reducing the number of distinct integration patterns developers must understand. (</w:t>
+      </w:r>
+      <w:proofErr w:type="spellStart"/>
+      <w:r>
+        <w:rPr>
+          <w:rFonts w:ascii="Times New Roman" w:eastAsia="Times New Roman" w:hAnsi="Times New Roman" w:cs="Times New Roman"/>
+          <w:sz w:val="28"/>
+          <w:szCs w:val="24"/>
+        </w:rPr>
+        <w:t>OpenAI</w:t>
+      </w:r>
+      <w:proofErr w:type="spellEnd"/>
+      <w:r>
+        <w:rPr>
+          <w:rFonts w:ascii="Times New Roman" w:eastAsia="Times New Roman" w:hAnsi="Times New Roman" w:cs="Times New Roman"/>
+          <w:sz w:val="28"/>
+          <w:szCs w:val="24"/>
+        </w:rPr>
+        <w:t xml:space="preserve"> Platform Documentation, </w:t>
       </w:r>
       <w:r>
         <w:rPr>
@@ -3356,6 +3703,7 @@
           <w:sz w:val="28"/>
           <w:szCs w:val="24"/>
         </w:rPr>
+        <w:lastRenderedPageBreak/>
         <w:t>This capability has become particularly important for workflow automation, enterprise integration, and agent-oriented systems, where generated outputs frequently trigger subsequent machine actions rather than human interpretation.</w:t>
       </w:r>
     </w:p>
@@ -3374,7 +3722,6 @@
           <w:sz w:val="28"/>
           <w:szCs w:val="24"/>
         </w:rPr>
-        <w:lastRenderedPageBreak/>
         <w:t>It should be noted, however, that structural validity does not guarantee semantic correctness. A response may satisfy a schema while containing incorrect facts or inappropriate reasoning. Consequently, structured outputs complement rather than replace application-level validation and evaluation, topics explored in Chapter 13.</w:t>
       </w:r>
     </w:p>
@@ -3777,6 +4124,7 @@
           <w:sz w:val="28"/>
           <w:szCs w:val="24"/>
         </w:rPr>
+        <w:lastRenderedPageBreak/>
         <w:t>Document analysis, large-scale summarization, embedding generation, evaluation pipelines, and offline content processing frequently involve workloads better suited to asynchronous execution.</w:t>
       </w:r>
     </w:p>
@@ -3795,7 +4143,6 @@
           <w:sz w:val="28"/>
           <w:szCs w:val="24"/>
         </w:rPr>
-        <w:lastRenderedPageBreak/>
         <w:t>Many commercial platforms therefore expose batch APIs or long-running operation frameworks. Clients submit work requests, receive operation identifiers, and later retrieve results after processing completes.</w:t>
       </w:r>
     </w:p>
@@ -4579,6 +4926,7 @@
           <w:rFonts w:ascii="Calibri" w:eastAsia="Calibri" w:hAnsi="Calibri" w:cs="Times New Roman"/>
           <w:sz w:val="24"/>
         </w:rPr>
+        <w:lastRenderedPageBreak/>
         <w:pict w14:anchorId="43CE4B83">
           <v:rect id="_x0000_i1027" style="width:0;height:1.5pt" o:hralign="center" o:hrstd="t" o:hr="t" fillcolor="#a0a0a0" stroked="f"/>
         </w:pict>
@@ -4606,7 +4954,6 @@
           <w:sz w:val="52"/>
           <w:szCs w:val="48"/>
         </w:rPr>
-        <w:lastRenderedPageBreak/>
         <w:t>3.5 Authentication, Identity, and Enterprise Access</w:t>
       </w:r>
     </w:p>
@@ -4841,6 +5188,7 @@
           <w:sz w:val="28"/>
           <w:szCs w:val="24"/>
         </w:rPr>
+        <w:lastRenderedPageBreak/>
         <w:t>Applications authenticate without embedding long-lived secrets.</w:t>
       </w:r>
     </w:p>
@@ -4859,7 +5207,6 @@
           <w:sz w:val="28"/>
           <w:szCs w:val="24"/>
         </w:rPr>
-        <w:lastRenderedPageBreak/>
         <w:t>Operational auditing can associate requests with individual services or workloads rather than generic API keys.</w:t>
       </w:r>
     </w:p>
@@ -5076,7 +5423,25 @@
           <w:sz w:val="28"/>
           <w:szCs w:val="24"/>
         </w:rPr>
-        <w:t>Examples include AWS PrivateLink, Azure Private Link, Google Private Service Connect, and similar cloud networking technologies. While these mechanisms differ in implementation, their architectural purpose is consistent: AI services become accessible through private enterprise networking rather than public Internet endpoints.</w:t>
+        <w:t xml:space="preserve">Examples include AWS </w:t>
+      </w:r>
+      <w:proofErr w:type="spellStart"/>
+      <w:r>
+        <w:rPr>
+          <w:rFonts w:ascii="Times New Roman" w:eastAsia="Times New Roman" w:hAnsi="Times New Roman" w:cs="Times New Roman"/>
+          <w:sz w:val="28"/>
+          <w:szCs w:val="24"/>
+        </w:rPr>
+        <w:t>PrivateLink</w:t>
+      </w:r>
+      <w:proofErr w:type="spellEnd"/>
+      <w:r>
+        <w:rPr>
+          <w:rFonts w:ascii="Times New Roman" w:eastAsia="Times New Roman" w:hAnsi="Times New Roman" w:cs="Times New Roman"/>
+          <w:sz w:val="28"/>
+          <w:szCs w:val="24"/>
+        </w:rPr>
+        <w:t>, Azure Private Link, Google Private Service Connect, and similar cloud networking technologies. While these mechanisms differ in implementation, their architectural purpose is consistent: AI services become accessible through private enterprise networking rather than public Internet endpoints.</w:t>
       </w:r>
     </w:p>
     <w:p>
@@ -5148,6 +5513,7 @@
           <w:sz w:val="28"/>
           <w:szCs w:val="24"/>
         </w:rPr>
+        <w:lastRenderedPageBreak/>
         <w:t xml:space="preserve">Another notable trend is the adoption of </w:t>
       </w:r>
       <w:r>
@@ -5184,7 +5550,6 @@
           <w:sz w:val="28"/>
           <w:szCs w:val="24"/>
         </w:rPr>
-        <w:lastRenderedPageBreak/>
         <w:t>Instead of assigning credentials directly to applications, cloud-native platforms increasingly allow workloads running within orchestrators such as Kubernetes to authenticate using short-lived identities automatically issued by the surrounding infrastructure. This approach aligns AI services with zero-trust security principles by reducing dependence on persistent credentials and minimizing secret distribution.</w:t>
       </w:r>
     </w:p>
@@ -6055,7 +6420,25 @@
           <w:sz w:val="28"/>
           <w:szCs w:val="24"/>
         </w:rPr>
-        <w:t xml:space="preserve">Amazon Bedrock, Google Vertex AI, Azure AI Foundry, Hugging Face, OpenRouter, Together AI, and several specialized inference providers now expose extensive model catalogs supporting diverse workloads through common management interfaces. Although the precise implementation varies, the architectural objective remains consistent: separate </w:t>
+        <w:t xml:space="preserve">Amazon Bedrock, Google Vertex AI, Azure AI Foundry, Hugging Face, </w:t>
+      </w:r>
+      <w:proofErr w:type="spellStart"/>
+      <w:r>
+        <w:rPr>
+          <w:rFonts w:ascii="Times New Roman" w:eastAsia="Times New Roman" w:hAnsi="Times New Roman" w:cs="Times New Roman"/>
+          <w:sz w:val="28"/>
+          <w:szCs w:val="24"/>
+        </w:rPr>
+        <w:t>OpenRouter</w:t>
+      </w:r>
+      <w:proofErr w:type="spellEnd"/>
+      <w:r>
+        <w:rPr>
+          <w:rFonts w:ascii="Times New Roman" w:eastAsia="Times New Roman" w:hAnsi="Times New Roman" w:cs="Times New Roman"/>
+          <w:sz w:val="28"/>
+          <w:szCs w:val="24"/>
+        </w:rPr>
+        <w:t xml:space="preserve">, Together AI, and several specialized inference providers now expose extensive model catalogs supporting diverse workloads through common management interfaces. Although the precise implementation varies, the architectural objective remains consistent: separate </w:t>
       </w:r>
       <w:r>
         <w:rPr>
@@ -8098,7 +8481,43 @@
           <w:sz w:val="28"/>
           <w:szCs w:val="24"/>
         </w:rPr>
-        <w:t>General-purpose benchmarks such as HELM, LiveBench, SWE-bench, Artificial Analysis, and Humanity's Last Exam provide valuable comparative information, but each measures only selected aspects of model behavior under controlled evaluation conditions. None can fully represent the operational characteristics of an organization's own applications.</w:t>
+        <w:t xml:space="preserve">General-purpose benchmarks such as HELM, </w:t>
+      </w:r>
+      <w:proofErr w:type="spellStart"/>
+      <w:r>
+        <w:rPr>
+          <w:rFonts w:ascii="Times New Roman" w:eastAsia="Times New Roman" w:hAnsi="Times New Roman" w:cs="Times New Roman"/>
+          <w:sz w:val="28"/>
+          <w:szCs w:val="24"/>
+        </w:rPr>
+        <w:t>LiveBench</w:t>
+      </w:r>
+      <w:proofErr w:type="spellEnd"/>
+      <w:r>
+        <w:rPr>
+          <w:rFonts w:ascii="Times New Roman" w:eastAsia="Times New Roman" w:hAnsi="Times New Roman" w:cs="Times New Roman"/>
+          <w:sz w:val="28"/>
+          <w:szCs w:val="24"/>
+        </w:rPr>
+        <w:t xml:space="preserve">, SWE-bench, Artificial Analysis, and Humanity's Last Exam provide valuable comparative information, but each </w:t>
+      </w:r>
+      <w:proofErr w:type="gramStart"/>
+      <w:r>
+        <w:rPr>
+          <w:rFonts w:ascii="Times New Roman" w:eastAsia="Times New Roman" w:hAnsi="Times New Roman" w:cs="Times New Roman"/>
+          <w:sz w:val="28"/>
+          <w:szCs w:val="24"/>
+        </w:rPr>
+        <w:t>measures</w:t>
+      </w:r>
+      <w:proofErr w:type="gramEnd"/>
+      <w:r>
+        <w:rPr>
+          <w:rFonts w:ascii="Times New Roman" w:eastAsia="Times New Roman" w:hAnsi="Times New Roman" w:cs="Times New Roman"/>
+          <w:sz w:val="28"/>
+          <w:szCs w:val="24"/>
+        </w:rPr>
+        <w:t xml:space="preserve"> only selected aspects of model behavior under controlled evaluation conditions. None can fully represent the operational characteristics of an organization's own applications.</w:t>
       </w:r>
     </w:p>
     <w:p>
@@ -9514,7 +9933,25 @@
           <w:szCs w:val="24"/>
         </w:rPr>
         <w:lastRenderedPageBreak/>
-        <w:t>From an architectural perspective, they also require applications to implement admission control, backoff strategies, retry policies, and workload scheduling.</w:t>
+        <w:t xml:space="preserve">From an architectural perspective, they also require applications to implement admission control, </w:t>
+      </w:r>
+      <w:proofErr w:type="spellStart"/>
+      <w:r>
+        <w:rPr>
+          <w:rFonts w:ascii="Times New Roman" w:eastAsia="Times New Roman" w:hAnsi="Times New Roman" w:cs="Times New Roman"/>
+          <w:sz w:val="28"/>
+          <w:szCs w:val="24"/>
+        </w:rPr>
+        <w:t>backoff</w:t>
+      </w:r>
+      <w:proofErr w:type="spellEnd"/>
+      <w:r>
+        <w:rPr>
+          <w:rFonts w:ascii="Times New Roman" w:eastAsia="Times New Roman" w:hAnsi="Times New Roman" w:cs="Times New Roman"/>
+          <w:sz w:val="28"/>
+          <w:szCs w:val="24"/>
+        </w:rPr>
+        <w:t xml:space="preserve"> strategies, retry policies, and workload scheduling.</w:t>
       </w:r>
     </w:p>
     <w:p>
@@ -9740,7 +10177,25 @@
           <w:sz w:val="28"/>
           <w:szCs w:val="24"/>
         </w:rPr>
-        <w:t>Similarly, providers increasingly communicate planned maintenance windows, preview features, deprecation schedules, and service health information through dedicated status pages and operational documentation.</w:t>
+        <w:t xml:space="preserve">Similarly, providers increasingly communicate planned maintenance windows, preview features, </w:t>
+      </w:r>
+      <w:proofErr w:type="spellStart"/>
+      <w:r>
+        <w:rPr>
+          <w:rFonts w:ascii="Times New Roman" w:eastAsia="Times New Roman" w:hAnsi="Times New Roman" w:cs="Times New Roman"/>
+          <w:sz w:val="28"/>
+          <w:szCs w:val="24"/>
+        </w:rPr>
+        <w:t>deprecation</w:t>
+      </w:r>
+      <w:proofErr w:type="spellEnd"/>
+      <w:r>
+        <w:rPr>
+          <w:rFonts w:ascii="Times New Roman" w:eastAsia="Times New Roman" w:hAnsi="Times New Roman" w:cs="Times New Roman"/>
+          <w:sz w:val="28"/>
+          <w:szCs w:val="24"/>
+        </w:rPr>
+        <w:t xml:space="preserve"> schedules, and service health information through dedicated status pages and operational documentation.</w:t>
       </w:r>
     </w:p>
     <w:p>
@@ -10395,7 +10850,23 @@
                 <w:rFonts w:ascii="Times New Roman" w:eastAsia="Calibri" w:hAnsi="Times New Roman" w:cs="Times New Roman"/>
                 <w:sz w:val="24"/>
               </w:rPr>
-              <w:t>Apply admission control, exponential backoff, and workload scheduling.</w:t>
+              <w:t xml:space="preserve">Apply admission control, exponential </w:t>
+            </w:r>
+            <w:proofErr w:type="spellStart"/>
+            <w:r>
+              <w:rPr>
+                <w:rFonts w:ascii="Times New Roman" w:eastAsia="Calibri" w:hAnsi="Times New Roman" w:cs="Times New Roman"/>
+                <w:sz w:val="24"/>
+              </w:rPr>
+              <w:t>backoff</w:t>
+            </w:r>
+            <w:proofErr w:type="spellEnd"/>
+            <w:r>
+              <w:rPr>
+                <w:rFonts w:ascii="Times New Roman" w:eastAsia="Calibri" w:hAnsi="Times New Roman" w:cs="Times New Roman"/>
+                <w:sz w:val="24"/>
+              </w:rPr>
+              <w:t>, and workload scheduling.</w:t>
             </w:r>
           </w:p>
         </w:tc>
@@ -10732,7 +11203,25 @@
           <w:sz w:val="28"/>
           <w:szCs w:val="24"/>
         </w:rPr>
-        <w:t>Commercial AI services partially reverse this relationship.</w:t>
+        <w:t xml:space="preserve">Commercial AI services partially </w:t>
+      </w:r>
+      <w:proofErr w:type="gramStart"/>
+      <w:r>
+        <w:rPr>
+          <w:rFonts w:ascii="Times New Roman" w:eastAsia="Times New Roman" w:hAnsi="Times New Roman" w:cs="Times New Roman"/>
+          <w:sz w:val="28"/>
+          <w:szCs w:val="24"/>
+        </w:rPr>
+        <w:t>reverse</w:t>
+      </w:r>
+      <w:proofErr w:type="gramEnd"/>
+      <w:r>
+        <w:rPr>
+          <w:rFonts w:ascii="Times New Roman" w:eastAsia="Times New Roman" w:hAnsi="Times New Roman" w:cs="Times New Roman"/>
+          <w:sz w:val="28"/>
+          <w:szCs w:val="24"/>
+        </w:rPr>
+        <w:t xml:space="preserve"> this relationship.</w:t>
       </w:r>
     </w:p>
     <w:p>
@@ -11366,7 +11855,25 @@
           <w:sz w:val="28"/>
           <w:szCs w:val="24"/>
         </w:rPr>
-        <w:t>Organizations should monitor provider announcements, understand deprecation schedules, allocate sufficient validation time, and perform controlled rollout rather than abrupt production replacement.</w:t>
+        <w:t xml:space="preserve">Organizations should monitor provider announcements, understand </w:t>
+      </w:r>
+      <w:proofErr w:type="spellStart"/>
+      <w:r>
+        <w:rPr>
+          <w:rFonts w:ascii="Times New Roman" w:eastAsia="Times New Roman" w:hAnsi="Times New Roman" w:cs="Times New Roman"/>
+          <w:sz w:val="28"/>
+          <w:szCs w:val="24"/>
+        </w:rPr>
+        <w:t>deprecation</w:t>
+      </w:r>
+      <w:proofErr w:type="spellEnd"/>
+      <w:r>
+        <w:rPr>
+          <w:rFonts w:ascii="Times New Roman" w:eastAsia="Times New Roman" w:hAnsi="Times New Roman" w:cs="Times New Roman"/>
+          <w:sz w:val="28"/>
+          <w:szCs w:val="24"/>
+        </w:rPr>
+        <w:t xml:space="preserve"> schedules, allocate sufficient validation time, and perform controlled rollout rather than abrupt production replacement.</w:t>
       </w:r>
     </w:p>
     <w:p>
@@ -12079,7 +12586,23 @@
                 <w:rFonts w:ascii="Times New Roman" w:eastAsia="Calibri" w:hAnsi="Times New Roman" w:cs="Times New Roman"/>
                 <w:sz w:val="24"/>
               </w:rPr>
-              <w:t>Begin validation of replacement models and schedule controlled migration.</w:t>
+              <w:t xml:space="preserve">Begin validation of replacement models and </w:t>
+            </w:r>
+            <w:proofErr w:type="gramStart"/>
+            <w:r>
+              <w:rPr>
+                <w:rFonts w:ascii="Times New Roman" w:eastAsia="Calibri" w:hAnsi="Times New Roman" w:cs="Times New Roman"/>
+                <w:sz w:val="24"/>
+              </w:rPr>
+              <w:t>schedule controlled</w:t>
+            </w:r>
+            <w:proofErr w:type="gramEnd"/>
+            <w:r>
+              <w:rPr>
+                <w:rFonts w:ascii="Times New Roman" w:eastAsia="Calibri" w:hAnsi="Times New Roman" w:cs="Times New Roman"/>
+                <w:sz w:val="24"/>
+              </w:rPr>
+              <w:t xml:space="preserve"> migration.</w:t>
             </w:r>
           </w:p>
         </w:tc>
@@ -15567,7 +16090,25 @@
           <w:sz w:val="28"/>
           <w:szCs w:val="24"/>
         </w:rPr>
-        <w:t>Commercial AI services are no exception.</w:t>
+        <w:t xml:space="preserve">Commercial AI services </w:t>
+      </w:r>
+      <w:proofErr w:type="gramStart"/>
+      <w:r>
+        <w:rPr>
+          <w:rFonts w:ascii="Times New Roman" w:eastAsia="Times New Roman" w:hAnsi="Times New Roman" w:cs="Times New Roman"/>
+          <w:sz w:val="28"/>
+          <w:szCs w:val="24"/>
+        </w:rPr>
+        <w:t>are</w:t>
+      </w:r>
+      <w:proofErr w:type="gramEnd"/>
+      <w:r>
+        <w:rPr>
+          <w:rFonts w:ascii="Times New Roman" w:eastAsia="Times New Roman" w:hAnsi="Times New Roman" w:cs="Times New Roman"/>
+          <w:sz w:val="28"/>
+          <w:szCs w:val="24"/>
+        </w:rPr>
+        <w:t xml:space="preserve"> no exception.</w:t>
       </w:r>
     </w:p>
     <w:p>
@@ -16337,7 +16878,25 @@
           <w:sz w:val="28"/>
           <w:szCs w:val="24"/>
         </w:rPr>
-        <w:t xml:space="preserve">Where appropriate, organizations may adopt abstraction layers capable of routing requests across multiple providers through a common interface. Examples include AI gateways, provider-neutral SDKs such as LiteLLM, and multi-provider routing </w:t>
+        <w:t xml:space="preserve">Where appropriate, organizations may adopt abstraction layers capable of routing requests across multiple providers through a common interface. Examples include AI gateways, provider-neutral SDKs such as </w:t>
+      </w:r>
+      <w:proofErr w:type="spellStart"/>
+      <w:r>
+        <w:rPr>
+          <w:rFonts w:ascii="Times New Roman" w:eastAsia="Times New Roman" w:hAnsi="Times New Roman" w:cs="Times New Roman"/>
+          <w:sz w:val="28"/>
+          <w:szCs w:val="24"/>
+        </w:rPr>
+        <w:t>LiteLLM</w:t>
+      </w:r>
+      <w:proofErr w:type="spellEnd"/>
+      <w:r>
+        <w:rPr>
+          <w:rFonts w:ascii="Times New Roman" w:eastAsia="Times New Roman" w:hAnsi="Times New Roman" w:cs="Times New Roman"/>
+          <w:sz w:val="28"/>
+          <w:szCs w:val="24"/>
+        </w:rPr>
+        <w:t xml:space="preserve">, and multi-provider routing </w:t>
       </w:r>
       <w:r>
         <w:rPr>
@@ -16346,7 +16905,25 @@
           <w:szCs w:val="24"/>
         </w:rPr>
         <w:lastRenderedPageBreak/>
-        <w:t>platforms such as OpenRouter. These approaches reduce application coupling while preserving access to diverse commercial services.</w:t>
+        <w:t xml:space="preserve">platforms such as </w:t>
+      </w:r>
+      <w:proofErr w:type="spellStart"/>
+      <w:r>
+        <w:rPr>
+          <w:rFonts w:ascii="Times New Roman" w:eastAsia="Times New Roman" w:hAnsi="Times New Roman" w:cs="Times New Roman"/>
+          <w:sz w:val="28"/>
+          <w:szCs w:val="24"/>
+        </w:rPr>
+        <w:t>OpenRouter</w:t>
+      </w:r>
+      <w:proofErr w:type="spellEnd"/>
+      <w:r>
+        <w:rPr>
+          <w:rFonts w:ascii="Times New Roman" w:eastAsia="Times New Roman" w:hAnsi="Times New Roman" w:cs="Times New Roman"/>
+          <w:sz w:val="28"/>
+          <w:szCs w:val="24"/>
+        </w:rPr>
+        <w:t>. These approaches reduce application coupling while preserving access to diverse commercial services.</w:t>
       </w:r>
     </w:p>
     <w:p>
@@ -18792,13 +19369,41 @@
           <w:szCs w:val="24"/>
         </w:rPr>
       </w:pPr>
-      <w:r>
-        <w:rPr>
-          <w:rFonts w:ascii="Times New Roman" w:eastAsia="Times New Roman" w:hAnsi="Times New Roman" w:cs="Times New Roman"/>
-          <w:sz w:val="28"/>
-          <w:szCs w:val="24"/>
-        </w:rPr>
-        <w:t xml:space="preserve">Bommasani, R., Hudson, D. A., Adeli, E., et al. (2021). </w:t>
+      <w:proofErr w:type="spellStart"/>
+      <w:r>
+        <w:rPr>
+          <w:rFonts w:ascii="Times New Roman" w:eastAsia="Times New Roman" w:hAnsi="Times New Roman" w:cs="Times New Roman"/>
+          <w:sz w:val="28"/>
+          <w:szCs w:val="24"/>
+        </w:rPr>
+        <w:t>Bommasani</w:t>
+      </w:r>
+      <w:proofErr w:type="spellEnd"/>
+      <w:r>
+        <w:rPr>
+          <w:rFonts w:ascii="Times New Roman" w:eastAsia="Times New Roman" w:hAnsi="Times New Roman" w:cs="Times New Roman"/>
+          <w:sz w:val="28"/>
+          <w:szCs w:val="24"/>
+        </w:rPr>
+        <w:t xml:space="preserve">, R., Hudson, D. A., </w:t>
+      </w:r>
+      <w:proofErr w:type="spellStart"/>
+      <w:r>
+        <w:rPr>
+          <w:rFonts w:ascii="Times New Roman" w:eastAsia="Times New Roman" w:hAnsi="Times New Roman" w:cs="Times New Roman"/>
+          <w:sz w:val="28"/>
+          <w:szCs w:val="24"/>
+        </w:rPr>
+        <w:t>Adeli</w:t>
+      </w:r>
+      <w:proofErr w:type="spellEnd"/>
+      <w:r>
+        <w:rPr>
+          <w:rFonts w:ascii="Times New Roman" w:eastAsia="Times New Roman" w:hAnsi="Times New Roman" w:cs="Times New Roman"/>
+          <w:sz w:val="28"/>
+          <w:szCs w:val="24"/>
+        </w:rPr>
+        <w:t xml:space="preserve">, E., et al. (2021). </w:t>
       </w:r>
       <w:r>
         <w:rPr>
@@ -18856,7 +19461,25 @@
           <w:sz w:val="28"/>
           <w:szCs w:val="24"/>
         </w:rPr>
-        <w:t xml:space="preserve">Wei, J., Tay, Y., Bommasani, R., et al. (2022). </w:t>
+        <w:t xml:space="preserve">Wei, J., Tay, Y., </w:t>
+      </w:r>
+      <w:proofErr w:type="spellStart"/>
+      <w:r>
+        <w:rPr>
+          <w:rFonts w:ascii="Times New Roman" w:eastAsia="Times New Roman" w:hAnsi="Times New Roman" w:cs="Times New Roman"/>
+          <w:sz w:val="28"/>
+          <w:szCs w:val="24"/>
+        </w:rPr>
+        <w:t>Bommasani</w:t>
+      </w:r>
+      <w:proofErr w:type="spellEnd"/>
+      <w:r>
+        <w:rPr>
+          <w:rFonts w:ascii="Times New Roman" w:eastAsia="Times New Roman" w:hAnsi="Times New Roman" w:cs="Times New Roman"/>
+          <w:sz w:val="28"/>
+          <w:szCs w:val="24"/>
+        </w:rPr>
+        <w:t xml:space="preserve">, R., et al. (2022). </w:t>
       </w:r>
       <w:r>
         <w:rPr>
@@ -18900,13 +19523,23 @@
           <w:szCs w:val="24"/>
         </w:rPr>
       </w:pPr>
-      <w:r>
-        <w:rPr>
-          <w:rFonts w:ascii="Times New Roman" w:eastAsia="Times New Roman" w:hAnsi="Times New Roman" w:cs="Times New Roman"/>
-          <w:sz w:val="28"/>
-          <w:szCs w:val="24"/>
-        </w:rPr>
-        <w:t xml:space="preserve">OpenAI. (2023). </w:t>
+      <w:proofErr w:type="spellStart"/>
+      <w:r>
+        <w:rPr>
+          <w:rFonts w:ascii="Times New Roman" w:eastAsia="Times New Roman" w:hAnsi="Times New Roman" w:cs="Times New Roman"/>
+          <w:sz w:val="28"/>
+          <w:szCs w:val="24"/>
+        </w:rPr>
+        <w:t>OpenAI</w:t>
+      </w:r>
+      <w:proofErr w:type="spellEnd"/>
+      <w:r>
+        <w:rPr>
+          <w:rFonts w:ascii="Times New Roman" w:eastAsia="Times New Roman" w:hAnsi="Times New Roman" w:cs="Times New Roman"/>
+          <w:sz w:val="28"/>
+          <w:szCs w:val="24"/>
+        </w:rPr>
+        <w:t xml:space="preserve">. (2023). </w:t>
       </w:r>
       <w:r>
         <w:rPr>
@@ -19008,6 +19641,7 @@
         </w:rPr>
         <w:t xml:space="preserve">Fu, X., et al. (2024). </w:t>
       </w:r>
+      <w:proofErr w:type="spellStart"/>
       <w:r>
         <w:rPr>
           <w:rFonts w:ascii="Times New Roman" w:eastAsia="Times New Roman" w:hAnsi="Times New Roman" w:cs="Times New Roman"/>
@@ -19016,7 +19650,18 @@
           <w:sz w:val="28"/>
           <w:szCs w:val="24"/>
         </w:rPr>
-        <w:t>LiveBench: A Challenging, Contamination-Free LLM Benchmark.</w:t>
+        <w:t>LiveBench</w:t>
+      </w:r>
+      <w:proofErr w:type="spellEnd"/>
+      <w:r>
+        <w:rPr>
+          <w:rFonts w:ascii="Times New Roman" w:eastAsia="Times New Roman" w:hAnsi="Times New Roman" w:cs="Times New Roman"/>
+          <w:i/>
+          <w:iCs/>
+          <w:sz w:val="28"/>
+          <w:szCs w:val="24"/>
+        </w:rPr>
+        <w:t>: A Challenging, Contamination-Free LLM Benchmark.</w:t>
       </w:r>
     </w:p>
     <w:p>
@@ -19173,13 +19818,23 @@
           <w:szCs w:val="24"/>
         </w:rPr>
       </w:pPr>
-      <w:r>
-        <w:rPr>
-          <w:rFonts w:ascii="Times New Roman" w:eastAsia="Times New Roman" w:hAnsi="Times New Roman" w:cs="Times New Roman"/>
-          <w:sz w:val="28"/>
-          <w:szCs w:val="24"/>
-        </w:rPr>
-        <w:t>OpenAI Platform Documentation</w:t>
+      <w:proofErr w:type="spellStart"/>
+      <w:r>
+        <w:rPr>
+          <w:rFonts w:ascii="Times New Roman" w:eastAsia="Times New Roman" w:hAnsi="Times New Roman" w:cs="Times New Roman"/>
+          <w:sz w:val="28"/>
+          <w:szCs w:val="24"/>
+        </w:rPr>
+        <w:t>OpenAI</w:t>
+      </w:r>
+      <w:proofErr w:type="spellEnd"/>
+      <w:r>
+        <w:rPr>
+          <w:rFonts w:ascii="Times New Roman" w:eastAsia="Times New Roman" w:hAnsi="Times New Roman" w:cs="Times New Roman"/>
+          <w:sz w:val="28"/>
+          <w:szCs w:val="24"/>
+        </w:rPr>
+        <w:t xml:space="preserve"> Platform Documentation</w:t>
       </w:r>
     </w:p>
     <w:p>
@@ -19213,13 +19868,23 @@
           <w:szCs w:val="24"/>
         </w:rPr>
       </w:pPr>
-      <w:r>
-        <w:rPr>
-          <w:rFonts w:ascii="Times New Roman" w:eastAsia="Times New Roman" w:hAnsi="Times New Roman" w:cs="Times New Roman"/>
-          <w:sz w:val="28"/>
-          <w:szCs w:val="24"/>
-        </w:rPr>
-        <w:t>OpenAI API Documentation – Responses API</w:t>
+      <w:proofErr w:type="spellStart"/>
+      <w:r>
+        <w:rPr>
+          <w:rFonts w:ascii="Times New Roman" w:eastAsia="Times New Roman" w:hAnsi="Times New Roman" w:cs="Times New Roman"/>
+          <w:sz w:val="28"/>
+          <w:szCs w:val="24"/>
+        </w:rPr>
+        <w:t>OpenAI</w:t>
+      </w:r>
+      <w:proofErr w:type="spellEnd"/>
+      <w:r>
+        <w:rPr>
+          <w:rFonts w:ascii="Times New Roman" w:eastAsia="Times New Roman" w:hAnsi="Times New Roman" w:cs="Times New Roman"/>
+          <w:sz w:val="28"/>
+          <w:szCs w:val="24"/>
+        </w:rPr>
+        <w:t xml:space="preserve"> API Documentation – Responses API</w:t>
       </w:r>
     </w:p>
     <w:p>
@@ -19494,13 +20159,23 @@
           <w:szCs w:val="24"/>
         </w:rPr>
       </w:pPr>
-      <w:r>
-        <w:rPr>
-          <w:rFonts w:ascii="Times New Roman" w:eastAsia="Times New Roman" w:hAnsi="Times New Roman" w:cs="Times New Roman"/>
-          <w:sz w:val="28"/>
-          <w:szCs w:val="24"/>
-        </w:rPr>
-        <w:t>OpenRouter Documentation</w:t>
+      <w:proofErr w:type="spellStart"/>
+      <w:r>
+        <w:rPr>
+          <w:rFonts w:ascii="Times New Roman" w:eastAsia="Times New Roman" w:hAnsi="Times New Roman" w:cs="Times New Roman"/>
+          <w:sz w:val="28"/>
+          <w:szCs w:val="24"/>
+        </w:rPr>
+        <w:t>OpenRouter</w:t>
+      </w:r>
+      <w:proofErr w:type="spellEnd"/>
+      <w:r>
+        <w:rPr>
+          <w:rFonts w:ascii="Times New Roman" w:eastAsia="Times New Roman" w:hAnsi="Times New Roman" w:cs="Times New Roman"/>
+          <w:sz w:val="28"/>
+          <w:szCs w:val="24"/>
+        </w:rPr>
+        <w:t xml:space="preserve"> Documentation</w:t>
       </w:r>
     </w:p>
     <w:p>
@@ -19534,13 +20209,23 @@
           <w:szCs w:val="24"/>
         </w:rPr>
       </w:pPr>
-      <w:r>
-        <w:rPr>
-          <w:rFonts w:ascii="Times New Roman" w:eastAsia="Times New Roman" w:hAnsi="Times New Roman" w:cs="Times New Roman"/>
-          <w:sz w:val="28"/>
-          <w:szCs w:val="24"/>
-        </w:rPr>
-        <w:t>LiteLLM Documentation</w:t>
+      <w:proofErr w:type="spellStart"/>
+      <w:r>
+        <w:rPr>
+          <w:rFonts w:ascii="Times New Roman" w:eastAsia="Times New Roman" w:hAnsi="Times New Roman" w:cs="Times New Roman"/>
+          <w:sz w:val="28"/>
+          <w:szCs w:val="24"/>
+        </w:rPr>
+        <w:t>LiteLLM</w:t>
+      </w:r>
+      <w:proofErr w:type="spellEnd"/>
+      <w:r>
+        <w:rPr>
+          <w:rFonts w:ascii="Times New Roman" w:eastAsia="Times New Roman" w:hAnsi="Times New Roman" w:cs="Times New Roman"/>
+          <w:sz w:val="28"/>
+          <w:szCs w:val="24"/>
+        </w:rPr>
+        <w:t xml:space="preserve"> Documentation</w:t>
       </w:r>
     </w:p>
     <w:p>
@@ -19637,13 +20322,23 @@
           <w:szCs w:val="24"/>
         </w:rPr>
       </w:pPr>
-      <w:r>
-        <w:rPr>
-          <w:rFonts w:ascii="Times New Roman" w:eastAsia="Times New Roman" w:hAnsi="Times New Roman" w:cs="Times New Roman"/>
-          <w:sz w:val="28"/>
-          <w:szCs w:val="24"/>
-        </w:rPr>
-        <w:t>OpenAI Engineering Blog</w:t>
+      <w:proofErr w:type="spellStart"/>
+      <w:r>
+        <w:rPr>
+          <w:rFonts w:ascii="Times New Roman" w:eastAsia="Times New Roman" w:hAnsi="Times New Roman" w:cs="Times New Roman"/>
+          <w:sz w:val="28"/>
+          <w:szCs w:val="24"/>
+        </w:rPr>
+        <w:t>OpenAI</w:t>
+      </w:r>
+      <w:proofErr w:type="spellEnd"/>
+      <w:r>
+        <w:rPr>
+          <w:rFonts w:ascii="Times New Roman" w:eastAsia="Times New Roman" w:hAnsi="Times New Roman" w:cs="Times New Roman"/>
+          <w:sz w:val="28"/>
+          <w:szCs w:val="24"/>
+        </w:rPr>
+        <w:t xml:space="preserve"> Engineering Blog</w:t>
       </w:r>
     </w:p>
     <w:p>
@@ -20020,6 +20715,7 @@
           <w:szCs w:val="24"/>
         </w:rPr>
       </w:pPr>
+      <w:proofErr w:type="spellStart"/>
       <w:r>
         <w:rPr>
           <w:rFonts w:ascii="Times New Roman" w:eastAsia="Times New Roman" w:hAnsi="Times New Roman" w:cs="Times New Roman"/>
@@ -20028,6 +20724,7 @@
         </w:rPr>
         <w:t>LiveBench</w:t>
       </w:r>
+      <w:proofErr w:type="spellEnd"/>
     </w:p>
     <w:p>
       <w:pPr>
@@ -20203,13 +20900,23 @@
           <w:szCs w:val="24"/>
         </w:rPr>
       </w:pPr>
-      <w:r>
-        <w:rPr>
-          <w:rFonts w:ascii="Times New Roman" w:eastAsia="Times New Roman" w:hAnsi="Times New Roman" w:cs="Times New Roman"/>
-          <w:sz w:val="28"/>
-          <w:szCs w:val="24"/>
-        </w:rPr>
-        <w:t>OpenAPI Specification</w:t>
+      <w:proofErr w:type="spellStart"/>
+      <w:r>
+        <w:rPr>
+          <w:rFonts w:ascii="Times New Roman" w:eastAsia="Times New Roman" w:hAnsi="Times New Roman" w:cs="Times New Roman"/>
+          <w:sz w:val="28"/>
+          <w:szCs w:val="24"/>
+        </w:rPr>
+        <w:t>OpenAPI</w:t>
+      </w:r>
+      <w:proofErr w:type="spellEnd"/>
+      <w:r>
+        <w:rPr>
+          <w:rFonts w:ascii="Times New Roman" w:eastAsia="Times New Roman" w:hAnsi="Times New Roman" w:cs="Times New Roman"/>
+          <w:sz w:val="28"/>
+          <w:szCs w:val="24"/>
+        </w:rPr>
+        <w:t xml:space="preserve"> Specification</w:t>
       </w:r>
     </w:p>
     <w:p>
@@ -20423,7 +21130,7 @@
 </file>
 
 <file path=word/numbering.xml><?xml version="1.0" encoding="utf-8"?>
-<w:numbering xmlns:wpc="http://schemas.microsoft.com/office/word/2010/wordprocessingCanvas" xmlns:cx="http://schemas.microsoft.com/office/drawing/2014/chartex" xmlns:cx1="http://schemas.microsoft.com/office/drawing/2015/9/8/chartex" xmlns:cx2="http://schemas.microsoft.com/office/drawing/2015/10/21/chartex" xmlns:cx3="http://schemas.microsoft.com/office/drawing/2016/5/9/chartex" xmlns:cx4="http://schemas.microsoft.com/office/drawing/2016/5/10/chartex" xmlns:cx5="http://schemas.microsoft.com/office/drawing/2016/5/11/chartex" xmlns:cx6="http://schemas.microsoft.com/office/drawing/2016/5/12/chartex" xmlns:cx7="http://schemas.microsoft.com/office/drawing/2016/5/13/chartex" xmlns:cx8="http://schemas.microsoft.com/office/drawing/2016/5/14/chartex" xmlns:mc="http://schemas.openxmlformats.org/markup-compatibility/2006" xmlns:aink="http://schemas.microsoft.com/office/drawing/2016/ink" xmlns:am3d="http://schemas.microsoft.com/office/drawing/2017/model3d" xmlns:o="urn:schemas-microsoft-com:office:office" xmlns:r="http://schemas.openxmlformats.org/officeDocument/2006/relationships" xmlns:m="http://schemas.openxmlformats.org/officeDocument/2006/math" xmlns:v="urn:schemas-microsoft-com:vml" xmlns:wp14="http://schemas.microsoft.com/office/word/2010/wordprocessingDrawing" xmlns:wp="http://schemas.openxmlformats.org/drawingml/2006/wordprocessingDrawing" xmlns:w10="urn:schemas-microsoft-com:office:word" xmlns:w="http://schemas.openxmlformats.org/wordprocessingml/2006/main" xmlns:w14="http://schemas.microsoft.com/office/word/2010/wordml" xmlns:w15="http://schemas.microsoft.com/office/word/2012/wordml" xmlns:w16cex="http://schemas.microsoft.com/office/word/2018/wordml/cex" xmlns:w16cid="http://schemas.microsoft.com/office/word/2016/wordml/cid" xmlns:w16="http://schemas.microsoft.com/office/word/2018/wordml" xmlns:w16sdtdh="http://schemas.microsoft.com/office/word/2020/wordml/sdtdatahash" xmlns:w16se="http://schemas.microsoft.com/office/word/2015/wordml/symex" xmlns:wpg="http://schemas.microsoft.com/office/word/2010/wordprocessingGroup" xmlns:wpi="http://schemas.microsoft.com/office/word/2010/wordprocessingInk" xmlns:wne="http://schemas.microsoft.com/office/word/2006/wordml" xmlns:wps="http://schemas.microsoft.com/office/word/2010/wordprocessingShape" mc:Ignorable="w14 w15 w16se w16cid w16 w16cex w16sdtdh wp14">
+<w:numbering xmlns:wpc="http://schemas.microsoft.com/office/word/2010/wordprocessingCanvas" xmlns:cx="http://schemas.microsoft.com/office/drawing/2014/chartex" xmlns:cx1="http://schemas.microsoft.com/office/drawing/2015/9/8/chartex" xmlns:cx2="http://schemas.microsoft.com/office/drawing/2015/10/21/chartex" xmlns:cx3="http://schemas.microsoft.com/office/drawing/2016/5/9/chartex" xmlns:cx4="http://schemas.microsoft.com/office/drawing/2016/5/10/chartex" xmlns:cx5="http://schemas.microsoft.com/office/drawing/2016/5/11/chartex" xmlns:cx6="http://schemas.microsoft.com/office/drawing/2016/5/12/chartex" xmlns:cx7="http://schemas.microsoft.com/office/drawing/2016/5/13/chartex" xmlns:cx8="http://schemas.microsoft.com/office/drawing/2016/5/14/chartex" xmlns:mc="http://schemas.openxmlformats.org/markup-compatibility/2006" xmlns:aink="http://schemas.microsoft.com/office/drawing/2016/ink" xmlns:am3d="http://schemas.microsoft.com/office/drawing/2017/model3d" xmlns:o="urn:schemas-microsoft-com:office:office" xmlns:r="http://schemas.openxmlformats.org/officeDocument/2006/relationships" xmlns:m="http://schemas.openxmlformats.org/officeDocument/2006/math" xmlns:v="urn:schemas-microsoft-com:vml" xmlns:wp14="http://schemas.microsoft.com/office/word/2010/wordprocessingDrawing" xmlns:wp="http://schemas.openxmlformats.org/drawingml/2006/wordprocessingDrawing" xmlns:w10="urn:schemas-microsoft-com:office:word" xmlns:w="http://schemas.openxmlformats.org/wordprocessingml/2006/main" xmlns:w14="http://schemas.microsoft.com/office/word/2010/wordml" xmlns:w15="http://schemas.microsoft.com/office/word/2012/wordml" xmlns:w16cid="http://schemas.microsoft.com/office/word/2016/wordml/cid" xmlns:w16se="http://schemas.microsoft.com/office/word/2015/wordml/symex" xmlns:wpg="http://schemas.microsoft.com/office/word/2010/wordprocessingGroup" xmlns:wpi="http://schemas.microsoft.com/office/word/2010/wordprocessingInk" xmlns:wne="http://schemas.microsoft.com/office/word/2006/wordml" xmlns:wps="http://schemas.microsoft.com/office/word/2010/wordprocessingShape" mc:Ignorable="w14 w15 w16se w16cid wp14">
   <w:abstractNum w:abstractNumId="0" w15:restartNumberingAfterBreak="0">
     <w:nsid w:val="04404998"/>
     <w:multiLevelType w:val="multilevel"/>
@@ -22404,7 +23111,7 @@
 </file>
 
 <file path=word/styles.xml><?xml version="1.0" encoding="utf-8"?>
-<w:styles xmlns:mc="http://schemas.openxmlformats.org/markup-compatibility/2006" xmlns:r="http://schemas.openxmlformats.org/officeDocument/2006/relationships" xmlns:w="http://schemas.openxmlformats.org/wordprocessingml/2006/main" xmlns:w14="http://schemas.microsoft.com/office/word/2010/wordml" xmlns:w15="http://schemas.microsoft.com/office/word/2012/wordml" xmlns:w16cex="http://schemas.microsoft.com/office/word/2018/wordml/cex" xmlns:w16cid="http://schemas.microsoft.com/office/word/2016/wordml/cid" xmlns:w16="http://schemas.microsoft.com/office/word/2018/wordml" xmlns:w16sdtdh="http://schemas.microsoft.com/office/word/2020/wordml/sdtdatahash" xmlns:w16se="http://schemas.microsoft.com/office/word/2015/wordml/symex" mc:Ignorable="w14 w15 w16se w16cid w16 w16cex w16sdtdh">
+<w:styles xmlns:mc="http://schemas.openxmlformats.org/markup-compatibility/2006" xmlns:r="http://schemas.openxmlformats.org/officeDocument/2006/relationships" xmlns:w="http://schemas.openxmlformats.org/wordprocessingml/2006/main" xmlns:w14="http://schemas.microsoft.com/office/word/2010/wordml" xmlns:w15="http://schemas.microsoft.com/office/word/2012/wordml" xmlns:w16cid="http://schemas.microsoft.com/office/word/2016/wordml/cid" xmlns:w16se="http://schemas.microsoft.com/office/word/2015/wordml/symex" mc:Ignorable="w14 w15 w16se w16cid">
   <w:docDefaults>
     <w:rPrDefault>
       <w:rPr>
@@ -22420,7 +23127,7 @@
       </w:pPr>
     </w:pPrDefault>
   </w:docDefaults>
-  <w:latentStyles w:defLockedState="0" w:defUIPriority="99" w:defSemiHidden="0" w:defUnhideWhenUsed="0" w:defQFormat="0" w:count="376">
+  <w:latentStyles w:defLockedState="0" w:defUIPriority="99" w:defSemiHidden="0" w:defUnhideWhenUsed="0" w:defQFormat="0" w:count="375">
     <w:lsdException w:name="Normal" w:uiPriority="0" w:qFormat="1"/>
     <w:lsdException w:name="heading 1" w:uiPriority="9" w:qFormat="1"/>
     <w:lsdException w:name="heading 2" w:semiHidden="1" w:uiPriority="9" w:unhideWhenUsed="1" w:qFormat="1"/>
@@ -22796,16 +23503,15 @@
     <w:lsdException w:name="Smart Hyperlink" w:semiHidden="1" w:unhideWhenUsed="1"/>
     <w:lsdException w:name="Hashtag" w:semiHidden="1" w:unhideWhenUsed="1"/>
     <w:lsdException w:name="Unresolved Mention" w:semiHidden="1" w:unhideWhenUsed="1"/>
-    <w:lsdException w:name="Smart Link" w:semiHidden="1" w:unhideWhenUsed="1"/>
   </w:latentStyles>
-  <w:style w:type="paragraph" w:default="1" w:styleId="a">
+  <w:style w:type="paragraph" w:default="1" w:styleId="Normal">
     <w:name w:val="Normal"/>
     <w:qFormat/>
   </w:style>
-  <w:style w:type="paragraph" w:styleId="1">
+  <w:style w:type="paragraph" w:styleId="Heading1">
     <w:name w:val="heading 1"/>
-    <w:basedOn w:val="a"/>
-    <w:link w:val="10"/>
+    <w:basedOn w:val="Normal"/>
+    <w:link w:val="Heading1Char"/>
     <w:uiPriority w:val="9"/>
     <w:qFormat/>
     <w:rsid w:val="00370E1E"/>
@@ -22822,11 +23528,11 @@
       <w:szCs w:val="48"/>
     </w:rPr>
   </w:style>
-  <w:style w:type="paragraph" w:styleId="2">
+  <w:style w:type="paragraph" w:styleId="Heading2">
     <w:name w:val="heading 2"/>
-    <w:basedOn w:val="a"/>
-    <w:next w:val="a"/>
-    <w:link w:val="20"/>
+    <w:basedOn w:val="Normal"/>
+    <w:next w:val="Normal"/>
+    <w:link w:val="Heading2Char"/>
     <w:uiPriority w:val="9"/>
     <w:semiHidden/>
     <w:unhideWhenUsed/>
@@ -22845,11 +23551,11 @@
       <w:szCs w:val="26"/>
     </w:rPr>
   </w:style>
-  <w:style w:type="paragraph" w:styleId="3">
+  <w:style w:type="paragraph" w:styleId="Heading3">
     <w:name w:val="heading 3"/>
-    <w:basedOn w:val="a"/>
-    <w:next w:val="a"/>
-    <w:link w:val="30"/>
+    <w:basedOn w:val="Normal"/>
+    <w:next w:val="Normal"/>
+    <w:link w:val="Heading3Char"/>
     <w:uiPriority w:val="9"/>
     <w:semiHidden/>
     <w:unhideWhenUsed/>
@@ -22868,13 +23574,13 @@
       <w:szCs w:val="24"/>
     </w:rPr>
   </w:style>
-  <w:style w:type="character" w:default="1" w:styleId="a0">
+  <w:style w:type="character" w:default="1" w:styleId="DefaultParagraphFont">
     <w:name w:val="Default Paragraph Font"/>
     <w:uiPriority w:val="1"/>
     <w:semiHidden/>
     <w:unhideWhenUsed/>
   </w:style>
-  <w:style w:type="table" w:default="1" w:styleId="a1">
+  <w:style w:type="table" w:default="1" w:styleId="TableNormal">
     <w:name w:val="Normal Table"/>
     <w:uiPriority w:val="99"/>
     <w:semiHidden/>
@@ -22889,16 +23595,16 @@
       </w:tblCellMar>
     </w:tblPr>
   </w:style>
-  <w:style w:type="numbering" w:default="1" w:styleId="a2">
+  <w:style w:type="numbering" w:default="1" w:styleId="NoList">
     <w:name w:val="No List"/>
     <w:uiPriority w:val="99"/>
     <w:semiHidden/>
     <w:unhideWhenUsed/>
   </w:style>
-  <w:style w:type="character" w:customStyle="1" w:styleId="10">
-    <w:name w:val="Заголовок 1 Знак"/>
-    <w:basedOn w:val="a0"/>
-    <w:link w:val="1"/>
+  <w:style w:type="character" w:customStyle="1" w:styleId="Heading1Char">
+    <w:name w:val="Heading 1 Char"/>
+    <w:basedOn w:val="DefaultParagraphFont"/>
+    <w:link w:val="Heading1"/>
     <w:uiPriority w:val="9"/>
     <w:rsid w:val="00370E1E"/>
     <w:rPr>
@@ -22912,8 +23618,8 @@
   </w:style>
   <w:style w:type="paragraph" w:customStyle="1" w:styleId="21">
     <w:name w:val="Заголовок 21"/>
-    <w:basedOn w:val="a"/>
-    <w:next w:val="a"/>
+    <w:basedOn w:val="Normal"/>
+    <w:next w:val="Normal"/>
     <w:uiPriority w:val="9"/>
     <w:semiHidden/>
     <w:unhideWhenUsed/>
@@ -22934,8 +23640,8 @@
   </w:style>
   <w:style w:type="paragraph" w:customStyle="1" w:styleId="31">
     <w:name w:val="Заголовок 31"/>
-    <w:basedOn w:val="a"/>
-    <w:next w:val="a"/>
+    <w:basedOn w:val="Normal"/>
+    <w:next w:val="Normal"/>
     <w:uiPriority w:val="9"/>
     <w:semiHidden/>
     <w:unhideWhenUsed/>
@@ -22954,18 +23660,18 @@
       <w:szCs w:val="24"/>
     </w:rPr>
   </w:style>
-  <w:style w:type="numbering" w:customStyle="1" w:styleId="11">
+  <w:style w:type="numbering" w:customStyle="1" w:styleId="1">
     <w:name w:val="Нет списка1"/>
-    <w:next w:val="a2"/>
+    <w:next w:val="NoList"/>
     <w:uiPriority w:val="99"/>
     <w:semiHidden/>
     <w:unhideWhenUsed/>
     <w:rsid w:val="00370E1E"/>
   </w:style>
-  <w:style w:type="character" w:customStyle="1" w:styleId="20">
-    <w:name w:val="Заголовок 2 Знак"/>
-    <w:basedOn w:val="a0"/>
-    <w:link w:val="2"/>
+  <w:style w:type="character" w:customStyle="1" w:styleId="Heading2Char">
+    <w:name w:val="Heading 2 Char"/>
+    <w:basedOn w:val="DefaultParagraphFont"/>
+    <w:link w:val="Heading2"/>
     <w:uiPriority w:val="9"/>
     <w:semiHidden/>
     <w:rsid w:val="00370E1E"/>
@@ -22976,10 +23682,10 @@
       <w:szCs w:val="26"/>
     </w:rPr>
   </w:style>
-  <w:style w:type="character" w:customStyle="1" w:styleId="30">
-    <w:name w:val="Заголовок 3 Знак"/>
-    <w:basedOn w:val="a0"/>
-    <w:link w:val="3"/>
+  <w:style w:type="character" w:customStyle="1" w:styleId="Heading3Char">
+    <w:name w:val="Heading 3 Char"/>
+    <w:basedOn w:val="DefaultParagraphFont"/>
+    <w:link w:val="Heading3"/>
     <w:uiPriority w:val="9"/>
     <w:semiHidden/>
     <w:rsid w:val="00370E1E"/>
@@ -22990,9 +23696,9 @@
       <w:szCs w:val="24"/>
     </w:rPr>
   </w:style>
-  <w:style w:type="paragraph" w:styleId="a3">
+  <w:style w:type="paragraph" w:styleId="NormalWeb">
     <w:name w:val="Normal (Web)"/>
-    <w:basedOn w:val="a"/>
+    <w:basedOn w:val="Normal"/>
     <w:uiPriority w:val="99"/>
     <w:semiHidden/>
     <w:unhideWhenUsed/>
@@ -23006,9 +23712,9 @@
       <w:szCs w:val="24"/>
     </w:rPr>
   </w:style>
-  <w:style w:type="character" w:styleId="a4">
+  <w:style w:type="character" w:styleId="Strong">
     <w:name w:val="Strong"/>
-    <w:basedOn w:val="a0"/>
+    <w:basedOn w:val="DefaultParagraphFont"/>
     <w:uiPriority w:val="22"/>
     <w:qFormat/>
     <w:rsid w:val="00370E1E"/>
@@ -23017,9 +23723,9 @@
       <w:bCs/>
     </w:rPr>
   </w:style>
-  <w:style w:type="character" w:styleId="a5">
+  <w:style w:type="character" w:styleId="Emphasis">
     <w:name w:val="Emphasis"/>
-    <w:basedOn w:val="a0"/>
+    <w:basedOn w:val="DefaultParagraphFont"/>
     <w:uiPriority w:val="20"/>
     <w:qFormat/>
     <w:rsid w:val="00370E1E"/>
@@ -23028,9 +23734,9 @@
       <w:iCs/>
     </w:rPr>
   </w:style>
-  <w:style w:type="paragraph" w:customStyle="1" w:styleId="12">
+  <w:style w:type="paragraph" w:customStyle="1" w:styleId="10">
     <w:name w:val="Без интервала1"/>
-    <w:next w:val="a6"/>
+    <w:next w:val="NoSpacing"/>
     <w:uiPriority w:val="1"/>
     <w:qFormat/>
     <w:rsid w:val="00370E1E"/>
@@ -23040,12 +23746,12 @@
   </w:style>
   <w:style w:type="character" w:customStyle="1" w:styleId="whitespace-normal">
     <w:name w:val="whitespace-normal"/>
-    <w:basedOn w:val="a0"/>
+    <w:basedOn w:val="DefaultParagraphFont"/>
     <w:rsid w:val="00370E1E"/>
   </w:style>
-  <w:style w:type="character" w:styleId="a7">
+  <w:style w:type="character" w:styleId="Hyperlink">
     <w:name w:val="Hyperlink"/>
-    <w:basedOn w:val="a0"/>
+    <w:basedOn w:val="DefaultParagraphFont"/>
     <w:uiPriority w:val="99"/>
     <w:semiHidden/>
     <w:unhideWhenUsed/>
@@ -23055,9 +23761,9 @@
       <w:u w:val="single"/>
     </w:rPr>
   </w:style>
-  <w:style w:type="character" w:customStyle="1" w:styleId="13">
+  <w:style w:type="character" w:customStyle="1" w:styleId="11">
     <w:name w:val="Просмотренная гиперссылка1"/>
-    <w:basedOn w:val="a0"/>
+    <w:basedOn w:val="DefaultParagraphFont"/>
     <w:uiPriority w:val="99"/>
     <w:semiHidden/>
     <w:unhideWhenUsed/>
@@ -23069,7 +23775,7 @@
   </w:style>
   <w:style w:type="character" w:customStyle="1" w:styleId="210">
     <w:name w:val="Заголовок 2 Знак1"/>
-    <w:basedOn w:val="a0"/>
+    <w:basedOn w:val="DefaultParagraphFont"/>
     <w:uiPriority w:val="9"/>
     <w:semiHidden/>
     <w:rsid w:val="00370E1E"/>
@@ -23082,7 +23788,7 @@
   </w:style>
   <w:style w:type="character" w:customStyle="1" w:styleId="310">
     <w:name w:val="Заголовок 3 Знак1"/>
-    <w:basedOn w:val="a0"/>
+    <w:basedOn w:val="DefaultParagraphFont"/>
     <w:uiPriority w:val="9"/>
     <w:semiHidden/>
     <w:rsid w:val="00370E1E"/>
@@ -23093,7 +23799,7 @@
       <w:szCs w:val="24"/>
     </w:rPr>
   </w:style>
-  <w:style w:type="paragraph" w:styleId="a6">
+  <w:style w:type="paragraph" w:styleId="NoSpacing">
     <w:name w:val="No Spacing"/>
     <w:uiPriority w:val="1"/>
     <w:qFormat/>
@@ -23102,9 +23808,9 @@
       <w:spacing w:after="0" w:line="240" w:lineRule="auto"/>
     </w:pPr>
   </w:style>
-  <w:style w:type="character" w:styleId="a8">
+  <w:style w:type="character" w:styleId="FollowedHyperlink">
     <w:name w:val="FollowedHyperlink"/>
-    <w:basedOn w:val="a0"/>
+    <w:basedOn w:val="DefaultParagraphFont"/>
     <w:uiPriority w:val="99"/>
     <w:semiHidden/>
     <w:unhideWhenUsed/>
@@ -23114,9 +23820,9 @@
       <w:u w:val="single"/>
     </w:rPr>
   </w:style>
-  <w:style w:type="character" w:styleId="a9">
+  <w:style w:type="character" w:styleId="CommentReference">
     <w:name w:val="annotation reference"/>
-    <w:basedOn w:val="a0"/>
+    <w:basedOn w:val="DefaultParagraphFont"/>
     <w:uiPriority w:val="99"/>
     <w:semiHidden/>
     <w:unhideWhenUsed/>
@@ -23126,10 +23832,10 @@
       <w:szCs w:val="16"/>
     </w:rPr>
   </w:style>
-  <w:style w:type="paragraph" w:styleId="aa">
+  <w:style w:type="paragraph" w:styleId="CommentText">
     <w:name w:val="annotation text"/>
-    <w:basedOn w:val="a"/>
-    <w:link w:val="ab"/>
+    <w:basedOn w:val="Normal"/>
+    <w:link w:val="CommentTextChar"/>
     <w:uiPriority w:val="99"/>
     <w:semiHidden/>
     <w:unhideWhenUsed/>
@@ -23142,10 +23848,10 @@
       <w:szCs w:val="20"/>
     </w:rPr>
   </w:style>
-  <w:style w:type="character" w:customStyle="1" w:styleId="ab">
-    <w:name w:val="Текст примечания Знак"/>
-    <w:basedOn w:val="a0"/>
-    <w:link w:val="aa"/>
+  <w:style w:type="character" w:customStyle="1" w:styleId="CommentTextChar">
+    <w:name w:val="Comment Text Char"/>
+    <w:basedOn w:val="DefaultParagraphFont"/>
+    <w:link w:val="CommentText"/>
     <w:uiPriority w:val="99"/>
     <w:semiHidden/>
     <w:rsid w:val="0017187C"/>
@@ -23154,11 +23860,11 @@
       <w:szCs w:val="20"/>
     </w:rPr>
   </w:style>
-  <w:style w:type="paragraph" w:styleId="ac">
+  <w:style w:type="paragraph" w:styleId="CommentSubject">
     <w:name w:val="annotation subject"/>
-    <w:basedOn w:val="aa"/>
-    <w:next w:val="aa"/>
-    <w:link w:val="ad"/>
+    <w:basedOn w:val="CommentText"/>
+    <w:next w:val="CommentText"/>
+    <w:link w:val="CommentSubjectChar"/>
     <w:uiPriority w:val="99"/>
     <w:semiHidden/>
     <w:unhideWhenUsed/>
@@ -23168,10 +23874,10 @@
       <w:bCs/>
     </w:rPr>
   </w:style>
-  <w:style w:type="character" w:customStyle="1" w:styleId="ad">
-    <w:name w:val="Тема примечания Знак"/>
-    <w:basedOn w:val="ab"/>
-    <w:link w:val="ac"/>
+  <w:style w:type="character" w:customStyle="1" w:styleId="CommentSubjectChar">
+    <w:name w:val="Comment Subject Char"/>
+    <w:basedOn w:val="CommentTextChar"/>
+    <w:link w:val="CommentSubject"/>
     <w:uiPriority w:val="99"/>
     <w:semiHidden/>
     <w:rsid w:val="0017187C"/>
@@ -23180,6 +23886,40 @@
       <w:bCs/>
       <w:sz w:val="20"/>
       <w:szCs w:val="20"/>
+    </w:rPr>
+  </w:style>
+  <w:style w:type="paragraph" w:styleId="Title">
+    <w:name w:val="Title"/>
+    <w:basedOn w:val="Normal"/>
+    <w:next w:val="Normal"/>
+    <w:link w:val="TitleChar"/>
+    <w:uiPriority w:val="10"/>
+    <w:qFormat/>
+    <w:rsid w:val="004538ED"/>
+    <w:pPr>
+      <w:spacing w:after="0" w:line="240" w:lineRule="auto"/>
+      <w:contextualSpacing/>
+    </w:pPr>
+    <w:rPr>
+      <w:rFonts w:asciiTheme="majorHAnsi" w:eastAsiaTheme="majorEastAsia" w:hAnsiTheme="majorHAnsi" w:cstheme="majorBidi"/>
+      <w:spacing w:val="-10"/>
+      <w:kern w:val="28"/>
+      <w:sz w:val="56"/>
+      <w:szCs w:val="56"/>
+    </w:rPr>
+  </w:style>
+  <w:style w:type="character" w:customStyle="1" w:styleId="TitleChar">
+    <w:name w:val="Title Char"/>
+    <w:basedOn w:val="DefaultParagraphFont"/>
+    <w:link w:val="Title"/>
+    <w:uiPriority w:val="10"/>
+    <w:rsid w:val="004538ED"/>
+    <w:rPr>
+      <w:rFonts w:asciiTheme="majorHAnsi" w:eastAsiaTheme="majorEastAsia" w:hAnsiTheme="majorHAnsi" w:cstheme="majorBidi"/>
+      <w:spacing w:val="-10"/>
+      <w:kern w:val="28"/>
+      <w:sz w:val="56"/>
+      <w:szCs w:val="56"/>
     </w:rPr>
   </w:style>
 </w:styles>
